--- a/fuentes/12310065_CF01_DU.docx
+++ b/fuentes/12310065_CF01_DU.docx
@@ -194,7 +194,7 @@
               </wp:anchor>
             </w:drawing>
           </mc:Choice>
-          <mc:Fallback xmlns:w16sdtfl="http://schemas.microsoft.com/office/word/2024/wordml/sdtformatlock" xmlns:w16du="http://schemas.microsoft.com/office/word/2023/wordml/word16du" xmlns:oel="http://schemas.microsoft.com/office/2019/extlst">
+          <mc:Fallback xmlns:oel="http://schemas.microsoft.com/office/2019/extlst" xmlns:w16du="http://schemas.microsoft.com/office/word/2023/wordml/word16du" xmlns:w16sdtfl="http://schemas.microsoft.com/office/word/2024/wordml/sdtformatlock">
             <w:pict>
               <v:rect w14:anchorId="19E4CADC" id="Rectángulo 3" o:spid="_x0000_s1026" alt="&quot;&quot;" style="position:absolute;margin-left:0;margin-top:34.95pt;width:616.85pt;height:192.75pt;z-index:-251655168;visibility:visible;mso-wrap-style:square;mso-width-percent:0;mso-height-percent:0;mso-wrap-distance-left:9pt;mso-wrap-distance-top:0;mso-wrap-distance-right:9pt;mso-wrap-distance-bottom:0;mso-position-horizontal:left;mso-position-horizontal-relative:page;mso-position-vertical:absolute;mso-position-vertical-relative:text;mso-width-percent:0;mso-height-percent:0;mso-width-relative:margin;mso-height-relative:margin;v-text-anchor:middle" o:gfxdata="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" fillcolor="#00314d" stroked="f" strokeweight="1pt">
                 <w10:wrap anchorx="page"/>
@@ -1781,7 +1781,7 @@
                 <w:noProof/>
                 <w:webHidden/>
               </w:rPr>
-              <w:t>22</w:t>
+              <w:t>21</w:t>
             </w:r>
             <w:r>
               <w:rPr>
@@ -1869,7 +1869,7 @@
                 <w:noProof/>
                 <w:webHidden/>
               </w:rPr>
-              <w:t>22</w:t>
+              <w:t>21</w:t>
             </w:r>
             <w:r>
               <w:rPr>
@@ -1957,7 +1957,7 @@
                 <w:noProof/>
                 <w:webHidden/>
               </w:rPr>
-              <w:t>23</w:t>
+              <w:t>22</w:t>
             </w:r>
             <w:r>
               <w:rPr>
@@ -2045,7 +2045,7 @@
                 <w:noProof/>
                 <w:webHidden/>
               </w:rPr>
-              <w:t>24</w:t>
+              <w:t>23</w:t>
             </w:r>
             <w:r>
               <w:rPr>
@@ -2133,7 +2133,7 @@
                 <w:noProof/>
                 <w:webHidden/>
               </w:rPr>
-              <w:t>27</w:t>
+              <w:t>26</w:t>
             </w:r>
             <w:r>
               <w:rPr>
@@ -2221,7 +2221,7 @@
                 <w:noProof/>
                 <w:webHidden/>
               </w:rPr>
-              <w:t>27</w:t>
+              <w:t>26</w:t>
             </w:r>
             <w:r>
               <w:rPr>
@@ -2309,7 +2309,7 @@
                 <w:noProof/>
                 <w:webHidden/>
               </w:rPr>
-              <w:t>28</w:t>
+              <w:t>27</w:t>
             </w:r>
             <w:r>
               <w:rPr>
@@ -2397,7 +2397,7 @@
                 <w:noProof/>
                 <w:webHidden/>
               </w:rPr>
-              <w:t>37</w:t>
+              <w:t>36</w:t>
             </w:r>
             <w:r>
               <w:rPr>
@@ -2485,7 +2485,7 @@
                 <w:noProof/>
                 <w:webHidden/>
               </w:rPr>
-              <w:t>37</w:t>
+              <w:t>36</w:t>
             </w:r>
             <w:r>
               <w:rPr>
@@ -2573,7 +2573,7 @@
                 <w:noProof/>
                 <w:webHidden/>
               </w:rPr>
-              <w:t>38</w:t>
+              <w:t>37</w:t>
             </w:r>
             <w:r>
               <w:rPr>
@@ -2661,7 +2661,7 @@
                 <w:noProof/>
                 <w:webHidden/>
               </w:rPr>
-              <w:t>40</w:t>
+              <w:t>39</w:t>
             </w:r>
             <w:r>
               <w:rPr>
@@ -2749,7 +2749,7 @@
                 <w:noProof/>
                 <w:webHidden/>
               </w:rPr>
-              <w:t>40</w:t>
+              <w:t>39</w:t>
             </w:r>
             <w:r>
               <w:rPr>
@@ -2819,7 +2819,7 @@
                 <w:noProof/>
                 <w:webHidden/>
               </w:rPr>
-              <w:t>46</w:t>
+              <w:t>45</w:t>
             </w:r>
             <w:r>
               <w:rPr>
@@ -2889,7 +2889,7 @@
                 <w:noProof/>
                 <w:webHidden/>
               </w:rPr>
-              <w:t>47</w:t>
+              <w:t>46</w:t>
             </w:r>
             <w:r>
               <w:rPr>
@@ -2959,7 +2959,7 @@
                 <w:noProof/>
                 <w:webHidden/>
               </w:rPr>
-              <w:t>49</w:t>
+              <w:t>48</w:t>
             </w:r>
             <w:r>
               <w:rPr>
@@ -3029,7 +3029,7 @@
                 <w:noProof/>
                 <w:webHidden/>
               </w:rPr>
-              <w:t>50</w:t>
+              <w:t>49</w:t>
             </w:r>
             <w:r>
               <w:rPr>
@@ -3358,20 +3358,9 @@
           </w:tcPr>
           <w:p>
             <w:pPr>
-              <w:spacing w:line="240" w:lineRule="auto"/>
-              <w:ind w:firstLine="0"/>
-              <w:rPr>
-                <w:rFonts w:asciiTheme="minorHAnsi" w:hAnsiTheme="minorHAnsi" w:cstheme="minorHAnsi"/>
-                <w:sz w:val="24"/>
-                <w:szCs w:val="24"/>
-              </w:rPr>
-            </w:pPr>
-            <w:r>
-              <w:rPr>
-                <w:rFonts w:asciiTheme="minorHAnsi" w:hAnsiTheme="minorHAnsi" w:cstheme="minorHAnsi"/>
-                <w:sz w:val="24"/>
-                <w:szCs w:val="24"/>
-              </w:rPr>
+              <w:pStyle w:val="TextoTablas"/>
+            </w:pPr>
+            <w:r>
               <w:t>Beneficio</w:t>
             </w:r>
           </w:p>
@@ -3382,20 +3371,9 @@
           </w:tcPr>
           <w:p>
             <w:pPr>
-              <w:spacing w:line="240" w:lineRule="auto"/>
-              <w:ind w:firstLine="0"/>
-              <w:rPr>
-                <w:rFonts w:asciiTheme="minorHAnsi" w:hAnsiTheme="minorHAnsi" w:cstheme="minorHAnsi"/>
-                <w:sz w:val="24"/>
-                <w:szCs w:val="24"/>
-              </w:rPr>
-            </w:pPr>
-            <w:r>
-              <w:rPr>
-                <w:rFonts w:asciiTheme="minorHAnsi" w:hAnsiTheme="minorHAnsi" w:cstheme="minorHAnsi"/>
-                <w:sz w:val="24"/>
-                <w:szCs w:val="24"/>
-              </w:rPr>
+              <w:pStyle w:val="TextoTablas"/>
+            </w:pPr>
+            <w:r>
               <w:t>Descripción</w:t>
             </w:r>
           </w:p>
@@ -3406,20 +3384,9 @@
           </w:tcPr>
           <w:p>
             <w:pPr>
-              <w:spacing w:line="240" w:lineRule="auto"/>
-              <w:ind w:firstLine="0"/>
-              <w:rPr>
-                <w:rFonts w:cstheme="minorHAnsi"/>
-                <w:sz w:val="24"/>
-                <w:szCs w:val="24"/>
-              </w:rPr>
-            </w:pPr>
-            <w:r>
-              <w:rPr>
-                <w:rFonts w:cstheme="minorHAnsi"/>
-                <w:sz w:val="24"/>
-                <w:szCs w:val="24"/>
-              </w:rPr>
+              <w:pStyle w:val="TextoTablas"/>
+            </w:pPr>
+            <w:r>
               <w:t>Aplicación empresarial</w:t>
             </w:r>
           </w:p>
@@ -3435,23 +3402,14 @@
           </w:tcPr>
           <w:p>
             <w:pPr>
-              <w:spacing w:line="240" w:lineRule="auto"/>
-              <w:ind w:firstLine="0"/>
-              <w:rPr>
-                <w:rFonts w:asciiTheme="minorHAnsi" w:hAnsiTheme="minorHAnsi" w:cstheme="minorHAnsi"/>
-                <w:b/>
+              <w:pStyle w:val="TextoTablas"/>
+              <w:rPr>
                 <w:bCs/>
-                <w:sz w:val="24"/>
-                <w:szCs w:val="24"/>
-              </w:rPr>
-            </w:pPr>
-            <w:r>
-              <w:rPr>
-                <w:rFonts w:asciiTheme="minorHAnsi" w:hAnsiTheme="minorHAnsi" w:cstheme="minorHAnsi"/>
-                <w:b/>
+              </w:rPr>
+            </w:pPr>
+            <w:r>
+              <w:rPr>
                 <w:bCs/>
-                <w:sz w:val="24"/>
-                <w:szCs w:val="24"/>
               </w:rPr>
               <w:t>Identificación de oportunidades</w:t>
             </w:r>
@@ -3463,19 +3421,9 @@
           </w:tcPr>
           <w:p>
             <w:pPr>
-              <w:ind w:firstLine="0"/>
-              <w:rPr>
-                <w:rFonts w:asciiTheme="minorHAnsi" w:hAnsiTheme="minorHAnsi" w:cstheme="minorHAnsi"/>
-                <w:sz w:val="24"/>
-                <w:szCs w:val="24"/>
-              </w:rPr>
-            </w:pPr>
-            <w:r>
-              <w:rPr>
-                <w:rFonts w:asciiTheme="minorHAnsi" w:hAnsiTheme="minorHAnsi" w:cstheme="minorHAnsi"/>
-                <w:sz w:val="24"/>
-                <w:szCs w:val="24"/>
-              </w:rPr>
+              <w:pStyle w:val="TextoTablas"/>
+            </w:pPr>
+            <w:r>
               <w:t>Detecta necesidades no satisfechas</w:t>
             </w:r>
           </w:p>
@@ -3486,19 +3434,9 @@
           </w:tcPr>
           <w:p>
             <w:pPr>
-              <w:ind w:firstLine="0"/>
-              <w:rPr>
-                <w:rFonts w:cstheme="minorHAnsi"/>
-                <w:sz w:val="24"/>
-                <w:szCs w:val="24"/>
-              </w:rPr>
-            </w:pPr>
-            <w:r>
-              <w:rPr>
-                <w:rFonts w:cstheme="minorHAnsi"/>
-                <w:sz w:val="24"/>
-                <w:szCs w:val="24"/>
-              </w:rPr>
+              <w:pStyle w:val="TextoTablas"/>
+            </w:pPr>
+            <w:r>
               <w:t>Desarrollo de nuevos productos</w:t>
             </w:r>
           </w:p>
@@ -3511,22 +3449,14 @@
           </w:tcPr>
           <w:p>
             <w:pPr>
-              <w:ind w:firstLine="0"/>
-              <w:rPr>
-                <w:rFonts w:asciiTheme="minorHAnsi" w:hAnsiTheme="minorHAnsi" w:cstheme="minorHAnsi"/>
-                <w:b/>
+              <w:pStyle w:val="TextoTablas"/>
+              <w:rPr>
                 <w:bCs/>
-                <w:sz w:val="24"/>
-                <w:szCs w:val="24"/>
-              </w:rPr>
-            </w:pPr>
-            <w:r>
-              <w:rPr>
-                <w:rFonts w:asciiTheme="minorHAnsi" w:hAnsiTheme="minorHAnsi" w:cstheme="minorHAnsi"/>
-                <w:b/>
+              </w:rPr>
+            </w:pPr>
+            <w:r>
+              <w:rPr>
                 <w:bCs/>
-                <w:sz w:val="24"/>
-                <w:szCs w:val="24"/>
               </w:rPr>
               <w:t>Reducción de riesgos</w:t>
             </w:r>
@@ -3538,19 +3468,9 @@
           </w:tcPr>
           <w:p>
             <w:pPr>
-              <w:ind w:firstLine="0"/>
-              <w:rPr>
-                <w:rFonts w:asciiTheme="minorHAnsi" w:hAnsiTheme="minorHAnsi" w:cstheme="minorHAnsi"/>
-                <w:sz w:val="24"/>
-                <w:szCs w:val="24"/>
-              </w:rPr>
-            </w:pPr>
-            <w:r>
-              <w:rPr>
-                <w:rFonts w:asciiTheme="minorHAnsi" w:hAnsiTheme="minorHAnsi" w:cstheme="minorHAnsi"/>
-                <w:sz w:val="24"/>
-                <w:szCs w:val="24"/>
-              </w:rPr>
+              <w:pStyle w:val="TextoTablas"/>
+            </w:pPr>
+            <w:r>
               <w:t>Minimiza incertidumbre</w:t>
             </w:r>
           </w:p>
@@ -3561,19 +3481,9 @@
           </w:tcPr>
           <w:p>
             <w:pPr>
-              <w:ind w:firstLine="0"/>
-              <w:rPr>
-                <w:rFonts w:cstheme="minorHAnsi"/>
-                <w:sz w:val="24"/>
-                <w:szCs w:val="24"/>
-              </w:rPr>
-            </w:pPr>
-            <w:r>
-              <w:rPr>
-                <w:rFonts w:cstheme="minorHAnsi"/>
-                <w:sz w:val="24"/>
-                <w:szCs w:val="24"/>
-              </w:rPr>
+              <w:pStyle w:val="TextoTablas"/>
+            </w:pPr>
+            <w:r>
               <w:t>Decisiones más acertadas</w:t>
             </w:r>
           </w:p>
@@ -3589,24 +3499,15 @@
           </w:tcPr>
           <w:p>
             <w:pPr>
-              <w:ind w:firstLine="0"/>
-              <w:rPr>
-                <w:rFonts w:asciiTheme="minorHAnsi" w:hAnsiTheme="minorHAnsi" w:cstheme="minorHAnsi"/>
-                <w:b/>
+              <w:pStyle w:val="TextoTablas"/>
+              <w:rPr>
                 <w:bCs/>
-                <w:sz w:val="24"/>
-                <w:szCs w:val="24"/>
-              </w:rPr>
-            </w:pPr>
-            <w:r>
-              <w:rPr>
-                <w:rFonts w:asciiTheme="minorHAnsi" w:hAnsiTheme="minorHAnsi" w:cstheme="minorHAnsi"/>
-                <w:b/>
+              </w:rPr>
+            </w:pPr>
+            <w:r>
+              <w:rPr>
                 <w:bCs/>
-                <w:sz w:val="24"/>
-                <w:szCs w:val="24"/>
-              </w:rPr>
-              <w:lastRenderedPageBreak/>
+              </w:rPr>
               <w:t>Conocimiento del cliente</w:t>
             </w:r>
           </w:p>
@@ -3617,19 +3518,9 @@
           </w:tcPr>
           <w:p>
             <w:pPr>
-              <w:ind w:firstLine="0"/>
-              <w:rPr>
-                <w:rFonts w:asciiTheme="minorHAnsi" w:hAnsiTheme="minorHAnsi" w:cstheme="minorHAnsi"/>
-                <w:sz w:val="24"/>
-                <w:szCs w:val="24"/>
-              </w:rPr>
-            </w:pPr>
-            <w:r>
-              <w:rPr>
-                <w:rFonts w:asciiTheme="minorHAnsi" w:hAnsiTheme="minorHAnsi" w:cstheme="minorHAnsi"/>
-                <w:sz w:val="24"/>
-                <w:szCs w:val="24"/>
-              </w:rPr>
+              <w:pStyle w:val="TextoTablas"/>
+            </w:pPr>
+            <w:r>
               <w:t>Analiza preferencias</w:t>
             </w:r>
           </w:p>
@@ -3640,19 +3531,9 @@
           </w:tcPr>
           <w:p>
             <w:pPr>
-              <w:ind w:firstLine="0"/>
-              <w:rPr>
-                <w:rFonts w:cstheme="minorHAnsi"/>
-                <w:sz w:val="24"/>
-                <w:szCs w:val="24"/>
-              </w:rPr>
-            </w:pPr>
-            <w:r>
-              <w:rPr>
-                <w:rFonts w:cstheme="minorHAnsi"/>
-                <w:sz w:val="24"/>
-                <w:szCs w:val="24"/>
-              </w:rPr>
+              <w:pStyle w:val="TextoTablas"/>
+            </w:pPr>
+            <w:r>
               <w:t>Segmentación efectiva</w:t>
             </w:r>
           </w:p>
@@ -3665,23 +3546,16 @@
           </w:tcPr>
           <w:p>
             <w:pPr>
-              <w:ind w:firstLine="0"/>
-              <w:rPr>
-                <w:rFonts w:cstheme="minorHAnsi"/>
-                <w:b/>
+              <w:pStyle w:val="TextoTablas"/>
+              <w:rPr>
                 <w:bCs/>
-                <w:sz w:val="24"/>
-                <w:szCs w:val="24"/>
-              </w:rPr>
-            </w:pPr>
-            <w:r>
-              <w:rPr>
-                <w:rFonts w:cstheme="minorHAnsi"/>
-                <w:b/>
+              </w:rPr>
+            </w:pPr>
+            <w:r>
+              <w:rPr>
                 <w:bCs/>
-                <w:sz w:val="24"/>
-                <w:szCs w:val="24"/>
-              </w:rPr>
+              </w:rPr>
+              <w:lastRenderedPageBreak/>
               <w:t>Planeación estratégica</w:t>
             </w:r>
           </w:p>
@@ -3692,19 +3566,9 @@
           </w:tcPr>
           <w:p>
             <w:pPr>
-              <w:ind w:firstLine="0"/>
-              <w:rPr>
-                <w:rFonts w:cstheme="minorHAnsi"/>
-                <w:sz w:val="24"/>
-                <w:szCs w:val="24"/>
-              </w:rPr>
-            </w:pPr>
-            <w:r>
-              <w:rPr>
-                <w:rFonts w:cstheme="minorHAnsi"/>
-                <w:sz w:val="24"/>
-                <w:szCs w:val="24"/>
-              </w:rPr>
+              <w:pStyle w:val="TextoTablas"/>
+            </w:pPr>
+            <w:r>
               <w:t>Apoya decisiones empresariales</w:t>
             </w:r>
           </w:p>
@@ -3715,19 +3579,9 @@
           </w:tcPr>
           <w:p>
             <w:pPr>
-              <w:ind w:firstLine="0"/>
-              <w:rPr>
-                <w:rFonts w:cstheme="minorHAnsi"/>
-                <w:sz w:val="24"/>
-                <w:szCs w:val="24"/>
-              </w:rPr>
-            </w:pPr>
-            <w:r>
-              <w:rPr>
-                <w:rFonts w:cstheme="minorHAnsi"/>
-                <w:sz w:val="24"/>
-                <w:szCs w:val="24"/>
-              </w:rPr>
+              <w:pStyle w:val="TextoTablas"/>
+            </w:pPr>
+            <w:r>
               <w:t>Ventaja competitiva</w:t>
             </w:r>
           </w:p>
@@ -4684,8 +4538,6 @@
       <w:r>
         <w:t xml:space="preserve">El entorno empresarial se refiere al conjunto de factores internos y externos que influyen en las decisiones, estrategias y desempeño de una organización. Comprender este entorno es fundamental para anticiparse a los cambios del mercado, adaptarse a nuevas condiciones y mantener la competitividad. </w:t>
       </w:r>
-    </w:p>
-    <w:p>
       <w:r>
         <w:t>“D</w:t>
       </w:r>
@@ -4730,11 +4582,14 @@
           <w:b/>
           <w:bCs/>
         </w:rPr>
+        <w:t>Variables internas del mercado</w:t>
+      </w:r>
+      <w:r>
+        <w:t xml:space="preserve">: son factores controlables por la empresa que afectan su desempeño en el mercado. Kotler (2016) enfatiza que </w:t>
+      </w:r>
+      <w:r>
         <w:lastRenderedPageBreak/>
-        <w:t>Variables internas del mercado</w:t>
-      </w:r>
-      <w:r>
-        <w:t>: son factores controlables por la empresa que afectan su desempeño en el mercado. Kotler (2016) enfatiza que gestionar estos elementos de manera eficiente puede generar ventajas competitivas sostenibles.</w:t>
+        <w:t>gestionar estos elementos de manera eficiente puede generar ventajas competitivas sostenibles.</w:t>
       </w:r>
     </w:p>
     <w:p>
@@ -4778,20 +4633,9 @@
           </w:tcPr>
           <w:p>
             <w:pPr>
-              <w:spacing w:line="240" w:lineRule="auto"/>
-              <w:ind w:firstLine="0"/>
-              <w:rPr>
-                <w:rFonts w:asciiTheme="minorHAnsi" w:hAnsiTheme="minorHAnsi" w:cstheme="minorHAnsi"/>
-                <w:sz w:val="24"/>
-                <w:szCs w:val="24"/>
-              </w:rPr>
-            </w:pPr>
-            <w:r>
-              <w:rPr>
-                <w:rFonts w:asciiTheme="minorHAnsi" w:hAnsiTheme="minorHAnsi" w:cstheme="minorHAnsi"/>
-                <w:sz w:val="24"/>
-                <w:szCs w:val="24"/>
-              </w:rPr>
+              <w:pStyle w:val="TextoTablas"/>
+            </w:pPr>
+            <w:r>
               <w:t>Tipo de elemento</w:t>
             </w:r>
           </w:p>
@@ -4802,20 +4646,9 @@
           </w:tcPr>
           <w:p>
             <w:pPr>
-              <w:spacing w:line="240" w:lineRule="auto"/>
-              <w:ind w:firstLine="0"/>
-              <w:rPr>
-                <w:rFonts w:asciiTheme="minorHAnsi" w:hAnsiTheme="minorHAnsi" w:cstheme="minorHAnsi"/>
-                <w:sz w:val="24"/>
-                <w:szCs w:val="24"/>
-              </w:rPr>
-            </w:pPr>
-            <w:r>
-              <w:rPr>
-                <w:rFonts w:asciiTheme="minorHAnsi" w:hAnsiTheme="minorHAnsi" w:cstheme="minorHAnsi"/>
-                <w:sz w:val="24"/>
-                <w:szCs w:val="24"/>
-              </w:rPr>
+              <w:pStyle w:val="TextoTablas"/>
+            </w:pPr>
+            <w:r>
               <w:t>Definición</w:t>
             </w:r>
           </w:p>
@@ -4826,20 +4659,9 @@
           </w:tcPr>
           <w:p>
             <w:pPr>
-              <w:spacing w:line="240" w:lineRule="auto"/>
-              <w:ind w:firstLine="0"/>
-              <w:rPr>
-                <w:rFonts w:cstheme="minorHAnsi"/>
-                <w:sz w:val="24"/>
-                <w:szCs w:val="24"/>
-              </w:rPr>
-            </w:pPr>
-            <w:r>
-              <w:rPr>
-                <w:rFonts w:cstheme="minorHAnsi"/>
-                <w:sz w:val="24"/>
-                <w:szCs w:val="24"/>
-              </w:rPr>
+              <w:pStyle w:val="TextoTablas"/>
+            </w:pPr>
+            <w:r>
               <w:t>Afectación negativa</w:t>
             </w:r>
           </w:p>
@@ -4850,20 +4672,9 @@
           </w:tcPr>
           <w:p>
             <w:pPr>
-              <w:spacing w:line="240" w:lineRule="auto"/>
-              <w:ind w:firstLine="0"/>
-              <w:rPr>
-                <w:rFonts w:cstheme="minorHAnsi"/>
-                <w:sz w:val="24"/>
-                <w:szCs w:val="24"/>
-              </w:rPr>
-            </w:pPr>
-            <w:r>
-              <w:rPr>
-                <w:rFonts w:cstheme="minorHAnsi"/>
-                <w:sz w:val="24"/>
-                <w:szCs w:val="24"/>
-              </w:rPr>
+              <w:pStyle w:val="TextoTablas"/>
+            </w:pPr>
+            <w:r>
               <w:t>Ejemplo negativo</w:t>
             </w:r>
           </w:p>
@@ -4874,20 +4685,9 @@
           </w:tcPr>
           <w:p>
             <w:pPr>
-              <w:spacing w:line="240" w:lineRule="auto"/>
-              <w:ind w:firstLine="0"/>
-              <w:rPr>
-                <w:rFonts w:cstheme="minorHAnsi"/>
-                <w:sz w:val="24"/>
-                <w:szCs w:val="24"/>
-              </w:rPr>
-            </w:pPr>
-            <w:r>
-              <w:rPr>
-                <w:rFonts w:cstheme="minorHAnsi"/>
-                <w:sz w:val="24"/>
-                <w:szCs w:val="24"/>
-              </w:rPr>
+              <w:pStyle w:val="TextoTablas"/>
+            </w:pPr>
+            <w:r>
               <w:t>Afectación positiva</w:t>
             </w:r>
           </w:p>
@@ -4898,20 +4698,9 @@
           </w:tcPr>
           <w:p>
             <w:pPr>
-              <w:spacing w:line="240" w:lineRule="auto"/>
-              <w:ind w:firstLine="0"/>
-              <w:rPr>
-                <w:rFonts w:cstheme="minorHAnsi"/>
-                <w:sz w:val="24"/>
-                <w:szCs w:val="24"/>
-              </w:rPr>
-            </w:pPr>
-            <w:r>
-              <w:rPr>
-                <w:rFonts w:cstheme="minorHAnsi"/>
-                <w:sz w:val="24"/>
-                <w:szCs w:val="24"/>
-              </w:rPr>
+              <w:pStyle w:val="TextoTablas"/>
+            </w:pPr>
+            <w:r>
               <w:t>Ejemplo positivo</w:t>
             </w:r>
           </w:p>
@@ -4927,23 +4716,14 @@
           </w:tcPr>
           <w:p>
             <w:pPr>
-              <w:spacing w:line="240" w:lineRule="auto"/>
-              <w:ind w:firstLine="0"/>
-              <w:rPr>
-                <w:rFonts w:asciiTheme="minorHAnsi" w:hAnsiTheme="minorHAnsi" w:cstheme="minorHAnsi"/>
-                <w:b/>
+              <w:pStyle w:val="TextoTablas"/>
+              <w:rPr>
                 <w:bCs/>
-                <w:sz w:val="24"/>
-                <w:szCs w:val="24"/>
-              </w:rPr>
-            </w:pPr>
-            <w:r>
-              <w:rPr>
-                <w:rFonts w:asciiTheme="minorHAnsi" w:hAnsiTheme="minorHAnsi" w:cstheme="minorHAnsi"/>
-                <w:b/>
+              </w:rPr>
+            </w:pPr>
+            <w:r>
+              <w:rPr>
                 <w:bCs/>
-                <w:sz w:val="24"/>
-                <w:szCs w:val="24"/>
               </w:rPr>
               <w:t>Clientes</w:t>
             </w:r>
@@ -4955,19 +4735,9 @@
           </w:tcPr>
           <w:p>
             <w:pPr>
-              <w:ind w:firstLine="0"/>
-              <w:rPr>
-                <w:rFonts w:asciiTheme="minorHAnsi" w:hAnsiTheme="minorHAnsi" w:cstheme="minorHAnsi"/>
-                <w:sz w:val="24"/>
-                <w:szCs w:val="24"/>
-              </w:rPr>
-            </w:pPr>
-            <w:r>
-              <w:rPr>
-                <w:rFonts w:asciiTheme="minorHAnsi" w:hAnsiTheme="minorHAnsi" w:cstheme="minorHAnsi"/>
-                <w:sz w:val="24"/>
-                <w:szCs w:val="24"/>
-              </w:rPr>
+              <w:pStyle w:val="TextoTablas"/>
+            </w:pPr>
+            <w:r>
               <w:t>Personas y/o empresas que obtienen productos y/o servicios.</w:t>
             </w:r>
           </w:p>
@@ -4978,19 +4748,9 @@
           </w:tcPr>
           <w:p>
             <w:pPr>
-              <w:ind w:firstLine="0"/>
-              <w:rPr>
-                <w:rFonts w:cstheme="minorHAnsi"/>
-                <w:sz w:val="24"/>
-                <w:szCs w:val="24"/>
-              </w:rPr>
-            </w:pPr>
-            <w:r>
-              <w:rPr>
-                <w:rFonts w:cstheme="minorHAnsi"/>
-                <w:sz w:val="24"/>
-                <w:szCs w:val="24"/>
-              </w:rPr>
+              <w:pStyle w:val="TextoTablas"/>
+            </w:pPr>
+            <w:r>
               <w:t>Pérdida de clientes por insatisfacción.</w:t>
             </w:r>
           </w:p>
@@ -5001,19 +4761,9 @@
           </w:tcPr>
           <w:p>
             <w:pPr>
-              <w:ind w:firstLine="0"/>
-              <w:rPr>
-                <w:rFonts w:cstheme="minorHAnsi"/>
-                <w:sz w:val="24"/>
-                <w:szCs w:val="24"/>
-              </w:rPr>
-            </w:pPr>
-            <w:r>
-              <w:rPr>
-                <w:rFonts w:cstheme="minorHAnsi"/>
-                <w:sz w:val="24"/>
-                <w:szCs w:val="24"/>
-              </w:rPr>
+              <w:pStyle w:val="TextoTablas"/>
+            </w:pPr>
+            <w:r>
               <w:t>Un mal servicio postventa provoca que los clientes no recompren.</w:t>
             </w:r>
           </w:p>
@@ -5024,19 +4774,9 @@
           </w:tcPr>
           <w:p>
             <w:pPr>
-              <w:ind w:firstLine="0"/>
-              <w:rPr>
-                <w:rFonts w:cstheme="minorHAnsi"/>
-                <w:sz w:val="24"/>
-                <w:szCs w:val="24"/>
-              </w:rPr>
-            </w:pPr>
-            <w:r>
-              <w:rPr>
-                <w:rFonts w:cstheme="minorHAnsi"/>
-                <w:sz w:val="24"/>
-                <w:szCs w:val="24"/>
-              </w:rPr>
+              <w:pStyle w:val="TextoTablas"/>
+            </w:pPr>
+            <w:r>
               <w:t>Fidelización y crecimiento del mercado.</w:t>
             </w:r>
           </w:p>
@@ -5047,19 +4787,9 @@
           </w:tcPr>
           <w:p>
             <w:pPr>
-              <w:ind w:firstLine="0"/>
-              <w:rPr>
-                <w:rFonts w:cstheme="minorHAnsi"/>
-                <w:sz w:val="24"/>
-                <w:szCs w:val="24"/>
-              </w:rPr>
-            </w:pPr>
-            <w:r>
-              <w:rPr>
-                <w:rFonts w:cstheme="minorHAnsi"/>
-                <w:sz w:val="24"/>
-                <w:szCs w:val="24"/>
-              </w:rPr>
+              <w:pStyle w:val="TextoTablas"/>
+            </w:pPr>
+            <w:r>
               <w:t>Un programa de puntos hace que los clientes regresen con frecuencia.</w:t>
             </w:r>
           </w:p>
@@ -5072,22 +4802,14 @@
           </w:tcPr>
           <w:p>
             <w:pPr>
-              <w:ind w:firstLine="0"/>
-              <w:rPr>
-                <w:rFonts w:asciiTheme="minorHAnsi" w:hAnsiTheme="minorHAnsi" w:cstheme="minorHAnsi"/>
-                <w:b/>
+              <w:pStyle w:val="TextoTablas"/>
+              <w:rPr>
                 <w:bCs/>
-                <w:sz w:val="24"/>
-                <w:szCs w:val="24"/>
-              </w:rPr>
-            </w:pPr>
-            <w:r>
-              <w:rPr>
-                <w:rFonts w:asciiTheme="minorHAnsi" w:hAnsiTheme="minorHAnsi" w:cstheme="minorHAnsi"/>
-                <w:b/>
+              </w:rPr>
+            </w:pPr>
+            <w:r>
+              <w:rPr>
                 <w:bCs/>
-                <w:sz w:val="24"/>
-                <w:szCs w:val="24"/>
               </w:rPr>
               <w:t>Competencia</w:t>
             </w:r>
@@ -5099,19 +4821,9 @@
           </w:tcPr>
           <w:p>
             <w:pPr>
-              <w:ind w:firstLine="0"/>
-              <w:rPr>
-                <w:rFonts w:asciiTheme="minorHAnsi" w:hAnsiTheme="minorHAnsi" w:cstheme="minorHAnsi"/>
-                <w:sz w:val="24"/>
-                <w:szCs w:val="24"/>
-              </w:rPr>
-            </w:pPr>
-            <w:r>
-              <w:rPr>
-                <w:rFonts w:asciiTheme="minorHAnsi" w:hAnsiTheme="minorHAnsi" w:cstheme="minorHAnsi"/>
-                <w:sz w:val="24"/>
-                <w:szCs w:val="24"/>
-              </w:rPr>
+              <w:pStyle w:val="TextoTablas"/>
+            </w:pPr>
+            <w:r>
               <w:t>Entidades que brindan productos y/o servicios similares.</w:t>
             </w:r>
           </w:p>
@@ -5122,19 +4834,9 @@
           </w:tcPr>
           <w:p>
             <w:pPr>
-              <w:ind w:firstLine="0"/>
-              <w:rPr>
-                <w:rFonts w:cstheme="minorHAnsi"/>
-                <w:sz w:val="24"/>
-                <w:szCs w:val="24"/>
-              </w:rPr>
-            </w:pPr>
-            <w:r>
-              <w:rPr>
-                <w:rFonts w:cstheme="minorHAnsi"/>
-                <w:sz w:val="24"/>
-                <w:szCs w:val="24"/>
-              </w:rPr>
+              <w:pStyle w:val="TextoTablas"/>
+            </w:pPr>
+            <w:r>
               <w:t>Reducción de cuota de mercado.</w:t>
             </w:r>
           </w:p>
@@ -5145,19 +4847,9 @@
           </w:tcPr>
           <w:p>
             <w:pPr>
-              <w:ind w:firstLine="0"/>
-              <w:rPr>
-                <w:rFonts w:cstheme="minorHAnsi"/>
-                <w:sz w:val="24"/>
-                <w:szCs w:val="24"/>
-              </w:rPr>
-            </w:pPr>
-            <w:r>
-              <w:rPr>
-                <w:rFonts w:cstheme="minorHAnsi"/>
-                <w:sz w:val="24"/>
-                <w:szCs w:val="24"/>
-              </w:rPr>
+              <w:pStyle w:val="TextoTablas"/>
+            </w:pPr>
+            <w:r>
               <w:t>Un competidor lanza un producto más barato y gana clientes.</w:t>
             </w:r>
           </w:p>
@@ -5168,19 +4860,9 @@
           </w:tcPr>
           <w:p>
             <w:pPr>
-              <w:ind w:firstLine="0"/>
-              <w:rPr>
-                <w:rFonts w:cstheme="minorHAnsi"/>
-                <w:sz w:val="24"/>
-                <w:szCs w:val="24"/>
-              </w:rPr>
-            </w:pPr>
-            <w:r>
-              <w:rPr>
-                <w:rFonts w:cstheme="minorHAnsi"/>
-                <w:sz w:val="24"/>
-                <w:szCs w:val="24"/>
-              </w:rPr>
+              <w:pStyle w:val="TextoTablas"/>
+            </w:pPr>
+            <w:r>
               <w:t>Innovación y mejora de estrategias comerciales.</w:t>
             </w:r>
           </w:p>
@@ -5191,19 +4873,9 @@
           </w:tcPr>
           <w:p>
             <w:pPr>
-              <w:ind w:firstLine="0"/>
-              <w:rPr>
-                <w:rFonts w:cstheme="minorHAnsi"/>
-                <w:sz w:val="24"/>
-                <w:szCs w:val="24"/>
-              </w:rPr>
-            </w:pPr>
-            <w:r>
-              <w:rPr>
-                <w:rFonts w:cstheme="minorHAnsi"/>
-                <w:sz w:val="24"/>
-                <w:szCs w:val="24"/>
-              </w:rPr>
+              <w:pStyle w:val="TextoTablas"/>
+            </w:pPr>
+            <w:r>
               <w:t>Se lanza una versión mejorada que responde mejor a las necesidades del público.</w:t>
             </w:r>
           </w:p>
@@ -5219,22 +4891,14 @@
           </w:tcPr>
           <w:p>
             <w:pPr>
-              <w:ind w:firstLine="0"/>
-              <w:rPr>
-                <w:rFonts w:asciiTheme="minorHAnsi" w:hAnsiTheme="minorHAnsi" w:cstheme="minorHAnsi"/>
-                <w:b/>
+              <w:pStyle w:val="TextoTablas"/>
+              <w:rPr>
                 <w:bCs/>
-                <w:sz w:val="24"/>
-                <w:szCs w:val="24"/>
-              </w:rPr>
-            </w:pPr>
-            <w:r>
-              <w:rPr>
-                <w:rFonts w:asciiTheme="minorHAnsi" w:hAnsiTheme="minorHAnsi" w:cstheme="minorHAnsi"/>
-                <w:b/>
+              </w:rPr>
+            </w:pPr>
+            <w:r>
+              <w:rPr>
                 <w:bCs/>
-                <w:sz w:val="24"/>
-                <w:szCs w:val="24"/>
               </w:rPr>
               <w:t>Precio</w:t>
             </w:r>
@@ -5246,29 +4910,10 @@
           </w:tcPr>
           <w:p>
             <w:pPr>
-              <w:ind w:firstLine="0"/>
-              <w:rPr>
-                <w:rFonts w:asciiTheme="minorHAnsi" w:hAnsiTheme="minorHAnsi" w:cstheme="minorHAnsi"/>
-                <w:sz w:val="24"/>
-                <w:szCs w:val="24"/>
-              </w:rPr>
-            </w:pPr>
-            <w:r>
-              <w:rPr>
-                <w:rFonts w:asciiTheme="minorHAnsi" w:hAnsiTheme="minorHAnsi" w:cstheme="minorHAnsi"/>
-                <w:sz w:val="24"/>
-                <w:szCs w:val="24"/>
-              </w:rPr>
-              <w:t xml:space="preserve">Valor monetario fijado a un </w:t>
-            </w:r>
-            <w:r>
-              <w:rPr>
-                <w:rFonts w:asciiTheme="minorHAnsi" w:hAnsiTheme="minorHAnsi" w:cstheme="minorHAnsi"/>
-                <w:sz w:val="24"/>
-                <w:szCs w:val="24"/>
-              </w:rPr>
-              <w:lastRenderedPageBreak/>
-              <w:t>producto y/o servicio.</w:t>
+              <w:pStyle w:val="TextoTablas"/>
+            </w:pPr>
+            <w:r>
+              <w:t>Valor monetario fijado a un producto y/o servicio.</w:t>
             </w:r>
           </w:p>
         </w:tc>
@@ -5278,30 +4923,10 @@
           </w:tcPr>
           <w:p>
             <w:pPr>
-              <w:ind w:firstLine="0"/>
-              <w:rPr>
-                <w:rFonts w:cstheme="minorHAnsi"/>
-                <w:sz w:val="24"/>
-                <w:szCs w:val="24"/>
-              </w:rPr>
-            </w:pPr>
-            <w:r>
-              <w:rPr>
-                <w:rFonts w:cstheme="minorHAnsi"/>
-                <w:sz w:val="24"/>
-                <w:szCs w:val="24"/>
-              </w:rPr>
-              <w:lastRenderedPageBreak/>
-              <w:t xml:space="preserve">Precios inadecuados </w:t>
-            </w:r>
-            <w:r>
-              <w:rPr>
-                <w:rFonts w:cstheme="minorHAnsi"/>
-                <w:sz w:val="24"/>
-                <w:szCs w:val="24"/>
-              </w:rPr>
-              <w:lastRenderedPageBreak/>
-              <w:t>pueden afectar la demanda.</w:t>
+              <w:pStyle w:val="TextoTablas"/>
+            </w:pPr>
+            <w:r>
+              <w:t>Precios inadecuados pueden afectar la demanda.</w:t>
             </w:r>
           </w:p>
         </w:tc>
@@ -5311,20 +4936,9 @@
           </w:tcPr>
           <w:p>
             <w:pPr>
-              <w:ind w:firstLine="0"/>
-              <w:rPr>
-                <w:rFonts w:cstheme="minorHAnsi"/>
-                <w:sz w:val="24"/>
-                <w:szCs w:val="24"/>
-              </w:rPr>
-            </w:pPr>
-            <w:r>
-              <w:rPr>
-                <w:rFonts w:cstheme="minorHAnsi"/>
-                <w:sz w:val="24"/>
-                <w:szCs w:val="24"/>
-              </w:rPr>
-              <w:lastRenderedPageBreak/>
+              <w:pStyle w:val="TextoTablas"/>
+            </w:pPr>
+            <w:r>
               <w:t>Un precio muy alto aleja a los consumidores.</w:t>
             </w:r>
           </w:p>
@@ -5335,29 +4949,10 @@
           </w:tcPr>
           <w:p>
             <w:pPr>
-              <w:ind w:firstLine="0"/>
-              <w:rPr>
-                <w:rFonts w:cstheme="minorHAnsi"/>
-                <w:sz w:val="24"/>
-                <w:szCs w:val="24"/>
-              </w:rPr>
-            </w:pPr>
-            <w:r>
-              <w:rPr>
-                <w:rFonts w:cstheme="minorHAnsi"/>
-                <w:sz w:val="24"/>
-                <w:szCs w:val="24"/>
-              </w:rPr>
-              <w:t xml:space="preserve">Estrategias de precios competitivos </w:t>
-            </w:r>
-            <w:r>
-              <w:rPr>
-                <w:rFonts w:cstheme="minorHAnsi"/>
-                <w:sz w:val="24"/>
-                <w:szCs w:val="24"/>
-              </w:rPr>
-              <w:lastRenderedPageBreak/>
-              <w:t>pueden atraer clientes.</w:t>
+              <w:pStyle w:val="TextoTablas"/>
+            </w:pPr>
+            <w:r>
+              <w:t>Estrategias de precios competitivos pueden atraer clientes.</w:t>
             </w:r>
           </w:p>
         </w:tc>
@@ -5367,30 +4962,10 @@
           </w:tcPr>
           <w:p>
             <w:pPr>
-              <w:ind w:firstLine="0"/>
-              <w:rPr>
-                <w:rFonts w:cstheme="minorHAnsi"/>
-                <w:sz w:val="24"/>
-                <w:szCs w:val="24"/>
-              </w:rPr>
-            </w:pPr>
-            <w:r>
-              <w:rPr>
-                <w:rFonts w:cstheme="minorHAnsi"/>
-                <w:sz w:val="24"/>
-                <w:szCs w:val="24"/>
-              </w:rPr>
-              <w:lastRenderedPageBreak/>
-              <w:t xml:space="preserve">Una promoción de precio por </w:t>
-            </w:r>
-            <w:r>
-              <w:rPr>
-                <w:rFonts w:cstheme="minorHAnsi"/>
-                <w:sz w:val="24"/>
-                <w:szCs w:val="24"/>
-              </w:rPr>
-              <w:lastRenderedPageBreak/>
-              <w:t>volumen genera más ventas.</w:t>
+              <w:pStyle w:val="TextoTablas"/>
+            </w:pPr>
+            <w:r>
+              <w:t>Una promoción de precio por volumen genera más ventas.</w:t>
             </w:r>
           </w:p>
         </w:tc>
@@ -5402,24 +4977,15 @@
           </w:tcPr>
           <w:p>
             <w:pPr>
-              <w:ind w:firstLine="0"/>
-              <w:rPr>
-                <w:rFonts w:cstheme="minorHAnsi"/>
-                <w:b/>
+              <w:pStyle w:val="TextoTablas"/>
+              <w:rPr>
                 <w:bCs/>
-                <w:sz w:val="24"/>
-                <w:szCs w:val="24"/>
-              </w:rPr>
-            </w:pPr>
-            <w:r>
-              <w:rPr>
-                <w:rFonts w:cstheme="minorHAnsi"/>
-                <w:b/>
+              </w:rPr>
+            </w:pPr>
+            <w:r>
+              <w:rPr>
                 <w:bCs/>
-                <w:sz w:val="24"/>
-                <w:szCs w:val="24"/>
-              </w:rPr>
-              <w:lastRenderedPageBreak/>
+              </w:rPr>
               <w:t>Inversores</w:t>
             </w:r>
           </w:p>
@@ -5430,19 +4996,9 @@
           </w:tcPr>
           <w:p>
             <w:pPr>
-              <w:ind w:firstLine="0"/>
-              <w:rPr>
-                <w:rFonts w:cstheme="minorHAnsi"/>
-                <w:sz w:val="24"/>
-                <w:szCs w:val="24"/>
-              </w:rPr>
-            </w:pPr>
-            <w:r>
-              <w:rPr>
-                <w:rFonts w:cstheme="minorHAnsi"/>
-                <w:sz w:val="24"/>
-                <w:szCs w:val="24"/>
-              </w:rPr>
+              <w:pStyle w:val="TextoTablas"/>
+            </w:pPr>
+            <w:r>
               <w:t>Personas y/o entes que invierten en la empresa.</w:t>
             </w:r>
           </w:p>
@@ -5453,19 +5009,9 @@
           </w:tcPr>
           <w:p>
             <w:pPr>
-              <w:ind w:firstLine="0"/>
-              <w:rPr>
-                <w:rFonts w:cstheme="minorHAnsi"/>
-                <w:sz w:val="24"/>
-                <w:szCs w:val="24"/>
-              </w:rPr>
-            </w:pPr>
-            <w:r>
-              <w:rPr>
-                <w:rFonts w:cstheme="minorHAnsi"/>
-                <w:sz w:val="24"/>
-                <w:szCs w:val="24"/>
-              </w:rPr>
+              <w:pStyle w:val="TextoTablas"/>
+            </w:pPr>
+            <w:r>
               <w:t>Falta de inversión puede limitar el crecimiento.</w:t>
             </w:r>
           </w:p>
@@ -5476,19 +5022,9 @@
           </w:tcPr>
           <w:p>
             <w:pPr>
-              <w:ind w:firstLine="0"/>
-              <w:rPr>
-                <w:rFonts w:cstheme="minorHAnsi"/>
-                <w:sz w:val="24"/>
-                <w:szCs w:val="24"/>
-              </w:rPr>
-            </w:pPr>
-            <w:r>
-              <w:rPr>
-                <w:rFonts w:cstheme="minorHAnsi"/>
-                <w:sz w:val="24"/>
-                <w:szCs w:val="24"/>
-              </w:rPr>
+              <w:pStyle w:val="TextoTablas"/>
+            </w:pPr>
+            <w:r>
               <w:t>No se lanza un nuevo producto por falta de capital.</w:t>
             </w:r>
           </w:p>
@@ -5499,19 +5035,9 @@
           </w:tcPr>
           <w:p>
             <w:pPr>
-              <w:ind w:firstLine="0"/>
-              <w:rPr>
-                <w:rFonts w:cstheme="minorHAnsi"/>
-                <w:sz w:val="24"/>
-                <w:szCs w:val="24"/>
-              </w:rPr>
-            </w:pPr>
-            <w:r>
-              <w:rPr>
-                <w:rFonts w:cstheme="minorHAnsi"/>
-                <w:sz w:val="24"/>
-                <w:szCs w:val="24"/>
-              </w:rPr>
+              <w:pStyle w:val="TextoTablas"/>
+            </w:pPr>
+            <w:r>
               <w:t>Capital disponible para expansión y desarrollo.</w:t>
             </w:r>
           </w:p>
@@ -5522,19 +5048,9 @@
           </w:tcPr>
           <w:p>
             <w:pPr>
-              <w:ind w:firstLine="0"/>
-              <w:rPr>
-                <w:rFonts w:cstheme="minorHAnsi"/>
-                <w:sz w:val="24"/>
-                <w:szCs w:val="24"/>
-              </w:rPr>
-            </w:pPr>
-            <w:r>
-              <w:rPr>
-                <w:rFonts w:cstheme="minorHAnsi"/>
-                <w:sz w:val="24"/>
-                <w:szCs w:val="24"/>
-              </w:rPr>
+              <w:pStyle w:val="TextoTablas"/>
+            </w:pPr>
+            <w:r>
               <w:t>Inversión permite abrir una nueva sucursal en otra ciudad.</w:t>
             </w:r>
           </w:p>
@@ -5562,6 +5078,7 @@
           <w:b/>
           <w:bCs/>
         </w:rPr>
+        <w:lastRenderedPageBreak/>
         <w:t>Variables externas del mercado</w:t>
       </w:r>
       <w:r>
@@ -5606,28 +5123,12 @@
           </w:tcPr>
           <w:p>
             <w:pPr>
-              <w:spacing w:line="240" w:lineRule="auto"/>
-              <w:ind w:firstLine="0"/>
-              <w:rPr>
-                <w:rFonts w:asciiTheme="minorHAnsi" w:hAnsiTheme="minorHAnsi" w:cstheme="minorHAnsi"/>
-                <w:sz w:val="24"/>
-                <w:szCs w:val="24"/>
-              </w:rPr>
-            </w:pPr>
-            <w:r>
-              <w:rPr>
-                <w:rFonts w:asciiTheme="minorHAnsi" w:hAnsiTheme="minorHAnsi" w:cstheme="minorHAnsi"/>
-                <w:sz w:val="24"/>
-                <w:szCs w:val="24"/>
-              </w:rPr>
+              <w:pStyle w:val="TextoTablas"/>
+            </w:pPr>
+            <w:r>
               <w:t>T</w:t>
             </w:r>
             <w:r>
-              <w:rPr>
-                <w:rFonts w:asciiTheme="minorHAnsi" w:hAnsiTheme="minorHAnsi" w:cstheme="minorHAnsi"/>
-                <w:sz w:val="24"/>
-                <w:szCs w:val="24"/>
-              </w:rPr>
               <w:t>ipo de elemento</w:t>
             </w:r>
           </w:p>
@@ -5638,20 +5139,9 @@
           </w:tcPr>
           <w:p>
             <w:pPr>
-              <w:spacing w:line="240" w:lineRule="auto"/>
-              <w:ind w:firstLine="0"/>
-              <w:rPr>
-                <w:rFonts w:asciiTheme="minorHAnsi" w:hAnsiTheme="minorHAnsi" w:cstheme="minorHAnsi"/>
-                <w:sz w:val="24"/>
-                <w:szCs w:val="24"/>
-              </w:rPr>
-            </w:pPr>
-            <w:r>
-              <w:rPr>
-                <w:rFonts w:asciiTheme="minorHAnsi" w:hAnsiTheme="minorHAnsi" w:cstheme="minorHAnsi"/>
-                <w:sz w:val="24"/>
-                <w:szCs w:val="24"/>
-              </w:rPr>
+              <w:pStyle w:val="TextoTablas"/>
+            </w:pPr>
+            <w:r>
               <w:t>Definición</w:t>
             </w:r>
           </w:p>
@@ -5662,20 +5152,9 @@
           </w:tcPr>
           <w:p>
             <w:pPr>
-              <w:spacing w:line="240" w:lineRule="auto"/>
-              <w:ind w:firstLine="0"/>
-              <w:rPr>
-                <w:rFonts w:cstheme="minorHAnsi"/>
-                <w:sz w:val="24"/>
-                <w:szCs w:val="24"/>
-              </w:rPr>
-            </w:pPr>
-            <w:r>
-              <w:rPr>
-                <w:rFonts w:cstheme="minorHAnsi"/>
-                <w:sz w:val="24"/>
-                <w:szCs w:val="24"/>
-              </w:rPr>
+              <w:pStyle w:val="TextoTablas"/>
+            </w:pPr>
+            <w:r>
               <w:t>Afectación negativa</w:t>
             </w:r>
           </w:p>
@@ -5686,20 +5165,9 @@
           </w:tcPr>
           <w:p>
             <w:pPr>
-              <w:spacing w:line="240" w:lineRule="auto"/>
-              <w:ind w:firstLine="0"/>
-              <w:rPr>
-                <w:rFonts w:cstheme="minorHAnsi"/>
-                <w:sz w:val="24"/>
-                <w:szCs w:val="24"/>
-              </w:rPr>
-            </w:pPr>
-            <w:r>
-              <w:rPr>
-                <w:rFonts w:cstheme="minorHAnsi"/>
-                <w:sz w:val="24"/>
-                <w:szCs w:val="24"/>
-              </w:rPr>
+              <w:pStyle w:val="TextoTablas"/>
+            </w:pPr>
+            <w:r>
               <w:t>Ejemplo negativo</w:t>
             </w:r>
           </w:p>
@@ -5710,20 +5178,9 @@
           </w:tcPr>
           <w:p>
             <w:pPr>
-              <w:spacing w:line="240" w:lineRule="auto"/>
-              <w:ind w:firstLine="0"/>
-              <w:rPr>
-                <w:rFonts w:cstheme="minorHAnsi"/>
-                <w:sz w:val="24"/>
-                <w:szCs w:val="24"/>
-              </w:rPr>
-            </w:pPr>
-            <w:r>
-              <w:rPr>
-                <w:rFonts w:cstheme="minorHAnsi"/>
-                <w:sz w:val="24"/>
-                <w:szCs w:val="24"/>
-              </w:rPr>
+              <w:pStyle w:val="TextoTablas"/>
+            </w:pPr>
+            <w:r>
               <w:t>Afectación positiva</w:t>
             </w:r>
           </w:p>
@@ -5734,20 +5191,9 @@
           </w:tcPr>
           <w:p>
             <w:pPr>
-              <w:spacing w:line="240" w:lineRule="auto"/>
-              <w:ind w:firstLine="0"/>
-              <w:rPr>
-                <w:rFonts w:cstheme="minorHAnsi"/>
-                <w:sz w:val="24"/>
-                <w:szCs w:val="24"/>
-              </w:rPr>
-            </w:pPr>
-            <w:r>
-              <w:rPr>
-                <w:rFonts w:cstheme="minorHAnsi"/>
-                <w:sz w:val="24"/>
-                <w:szCs w:val="24"/>
-              </w:rPr>
+              <w:pStyle w:val="TextoTablas"/>
+            </w:pPr>
+            <w:r>
               <w:t>Ejemplo positivo</w:t>
             </w:r>
           </w:p>
@@ -5763,23 +5209,14 @@
           </w:tcPr>
           <w:p>
             <w:pPr>
-              <w:spacing w:line="240" w:lineRule="auto"/>
-              <w:ind w:firstLine="0"/>
-              <w:rPr>
-                <w:rFonts w:asciiTheme="minorHAnsi" w:hAnsiTheme="minorHAnsi" w:cstheme="minorHAnsi"/>
-                <w:b/>
+              <w:pStyle w:val="TextoTablas"/>
+              <w:rPr>
                 <w:bCs/>
-                <w:sz w:val="24"/>
-                <w:szCs w:val="24"/>
-              </w:rPr>
-            </w:pPr>
-            <w:r>
-              <w:rPr>
-                <w:rFonts w:asciiTheme="minorHAnsi" w:hAnsiTheme="minorHAnsi" w:cstheme="minorHAnsi"/>
-                <w:b/>
+              </w:rPr>
+            </w:pPr>
+            <w:r>
+              <w:rPr>
                 <w:bCs/>
-                <w:sz w:val="24"/>
-                <w:szCs w:val="24"/>
               </w:rPr>
               <w:t>Jurídico</w:t>
             </w:r>
@@ -5791,19 +5228,9 @@
           </w:tcPr>
           <w:p>
             <w:pPr>
-              <w:ind w:firstLine="0"/>
-              <w:rPr>
-                <w:rFonts w:asciiTheme="minorHAnsi" w:hAnsiTheme="minorHAnsi" w:cstheme="minorHAnsi"/>
-                <w:sz w:val="24"/>
-                <w:szCs w:val="24"/>
-              </w:rPr>
-            </w:pPr>
-            <w:r>
-              <w:rPr>
-                <w:rFonts w:asciiTheme="minorHAnsi" w:hAnsiTheme="minorHAnsi" w:cstheme="minorHAnsi"/>
-                <w:sz w:val="24"/>
-                <w:szCs w:val="24"/>
-              </w:rPr>
+              <w:pStyle w:val="TextoTablas"/>
+            </w:pPr>
+            <w:r>
               <w:t>Normas y regulaciones que rigen el mercado.</w:t>
             </w:r>
           </w:p>
@@ -5814,19 +5241,9 @@
           </w:tcPr>
           <w:p>
             <w:pPr>
-              <w:ind w:firstLine="0"/>
-              <w:rPr>
-                <w:rFonts w:cstheme="minorHAnsi"/>
-                <w:sz w:val="24"/>
-                <w:szCs w:val="24"/>
-              </w:rPr>
-            </w:pPr>
-            <w:r>
-              <w:rPr>
-                <w:rFonts w:cstheme="minorHAnsi"/>
-                <w:sz w:val="24"/>
-                <w:szCs w:val="24"/>
-              </w:rPr>
+              <w:pStyle w:val="TextoTablas"/>
+            </w:pPr>
+            <w:r>
               <w:t>Regulaciones estrictas pueden limitar operaciones.</w:t>
             </w:r>
           </w:p>
@@ -5837,19 +5254,9 @@
           </w:tcPr>
           <w:p>
             <w:pPr>
-              <w:ind w:firstLine="0"/>
-              <w:rPr>
-                <w:rFonts w:cstheme="minorHAnsi"/>
-                <w:sz w:val="24"/>
-                <w:szCs w:val="24"/>
-              </w:rPr>
-            </w:pPr>
-            <w:r>
-              <w:rPr>
-                <w:rFonts w:cstheme="minorHAnsi"/>
-                <w:sz w:val="24"/>
-                <w:szCs w:val="24"/>
-              </w:rPr>
+              <w:pStyle w:val="TextoTablas"/>
+            </w:pPr>
+            <w:r>
               <w:t>Una ley ambiental restringe el uso de ciertos materiales en producción.</w:t>
             </w:r>
           </w:p>
@@ -5860,19 +5267,9 @@
           </w:tcPr>
           <w:p>
             <w:pPr>
-              <w:ind w:firstLine="0"/>
-              <w:rPr>
-                <w:rFonts w:cstheme="minorHAnsi"/>
-                <w:sz w:val="24"/>
-                <w:szCs w:val="24"/>
-              </w:rPr>
-            </w:pPr>
-            <w:r>
-              <w:rPr>
-                <w:rFonts w:cstheme="minorHAnsi"/>
-                <w:sz w:val="24"/>
-                <w:szCs w:val="24"/>
-              </w:rPr>
+              <w:pStyle w:val="TextoTablas"/>
+            </w:pPr>
+            <w:r>
               <w:t>Protección al consumidor y seguridad jurídica.</w:t>
             </w:r>
           </w:p>
@@ -5883,19 +5280,9 @@
           </w:tcPr>
           <w:p>
             <w:pPr>
-              <w:ind w:firstLine="0"/>
-              <w:rPr>
-                <w:rFonts w:cstheme="minorHAnsi"/>
-                <w:sz w:val="24"/>
-                <w:szCs w:val="24"/>
-              </w:rPr>
-            </w:pPr>
-            <w:r>
-              <w:rPr>
-                <w:rFonts w:cstheme="minorHAnsi"/>
-                <w:sz w:val="24"/>
-                <w:szCs w:val="24"/>
-              </w:rPr>
+              <w:pStyle w:val="TextoTablas"/>
+            </w:pPr>
+            <w:r>
               <w:t>Legislación clara aumenta la confianza del consumidor en los productos nacionales.</w:t>
             </w:r>
           </w:p>
@@ -5908,24 +5295,15 @@
           </w:tcPr>
           <w:p>
             <w:pPr>
-              <w:ind w:firstLine="0"/>
-              <w:rPr>
-                <w:rFonts w:cstheme="minorHAnsi"/>
-                <w:b/>
+              <w:pStyle w:val="TextoTablas"/>
+              <w:rPr>
                 <w:bCs/>
-                <w:sz w:val="24"/>
-                <w:szCs w:val="24"/>
-              </w:rPr>
-            </w:pPr>
-            <w:r>
-              <w:rPr>
-                <w:rFonts w:cstheme="minorHAnsi"/>
-                <w:b/>
+              </w:rPr>
+            </w:pPr>
+            <w:r>
+              <w:rPr>
                 <w:bCs/>
-                <w:sz w:val="24"/>
-                <w:szCs w:val="24"/>
-              </w:rPr>
-              <w:lastRenderedPageBreak/>
+              </w:rPr>
               <w:t>Internacional</w:t>
             </w:r>
           </w:p>
@@ -5936,19 +5314,9 @@
           </w:tcPr>
           <w:p>
             <w:pPr>
-              <w:ind w:firstLine="0"/>
-              <w:rPr>
-                <w:rFonts w:cstheme="minorHAnsi"/>
-                <w:sz w:val="24"/>
-                <w:szCs w:val="24"/>
-              </w:rPr>
-            </w:pPr>
-            <w:r>
-              <w:rPr>
-                <w:rFonts w:cstheme="minorHAnsi"/>
-                <w:sz w:val="24"/>
-                <w:szCs w:val="24"/>
-              </w:rPr>
+              <w:pStyle w:val="TextoTablas"/>
+            </w:pPr>
+            <w:r>
               <w:t>Factores derivados del comercio global.</w:t>
             </w:r>
           </w:p>
@@ -5959,19 +5327,9 @@
           </w:tcPr>
           <w:p>
             <w:pPr>
-              <w:ind w:firstLine="0"/>
-              <w:rPr>
-                <w:rFonts w:cstheme="minorHAnsi"/>
-                <w:sz w:val="24"/>
-                <w:szCs w:val="24"/>
-              </w:rPr>
-            </w:pPr>
-            <w:r>
-              <w:rPr>
-                <w:rFonts w:cstheme="minorHAnsi"/>
-                <w:sz w:val="24"/>
-                <w:szCs w:val="24"/>
-              </w:rPr>
+              <w:pStyle w:val="TextoTablas"/>
+            </w:pPr>
+            <w:r>
               <w:t>Mayor competencia en mercados locales.</w:t>
             </w:r>
           </w:p>
@@ -5982,19 +5340,9 @@
           </w:tcPr>
           <w:p>
             <w:pPr>
-              <w:ind w:firstLine="0"/>
-              <w:rPr>
-                <w:rFonts w:cstheme="minorHAnsi"/>
-                <w:sz w:val="24"/>
-                <w:szCs w:val="24"/>
-              </w:rPr>
-            </w:pPr>
-            <w:r>
-              <w:rPr>
-                <w:rFonts w:cstheme="minorHAnsi"/>
-                <w:sz w:val="24"/>
-                <w:szCs w:val="24"/>
-              </w:rPr>
+              <w:pStyle w:val="TextoTablas"/>
+            </w:pPr>
+            <w:r>
               <w:t>Ingreso de marcas extranjeras reduce ventas locales.</w:t>
             </w:r>
           </w:p>
@@ -6005,19 +5353,9 @@
           </w:tcPr>
           <w:p>
             <w:pPr>
-              <w:ind w:firstLine="0"/>
-              <w:rPr>
-                <w:rFonts w:cstheme="minorHAnsi"/>
-                <w:sz w:val="24"/>
-                <w:szCs w:val="24"/>
-              </w:rPr>
-            </w:pPr>
-            <w:r>
-              <w:rPr>
-                <w:rFonts w:cstheme="minorHAnsi"/>
-                <w:sz w:val="24"/>
-                <w:szCs w:val="24"/>
-              </w:rPr>
+              <w:pStyle w:val="TextoTablas"/>
+            </w:pPr>
+            <w:r>
               <w:t>Expansión comercial y acceso a nuevos mercados.</w:t>
             </w:r>
           </w:p>
@@ -6028,19 +5366,9 @@
           </w:tcPr>
           <w:p>
             <w:pPr>
-              <w:ind w:firstLine="0"/>
-              <w:rPr>
-                <w:rFonts w:cstheme="minorHAnsi"/>
-                <w:sz w:val="24"/>
-                <w:szCs w:val="24"/>
-              </w:rPr>
-            </w:pPr>
-            <w:r>
-              <w:rPr>
-                <w:rFonts w:cstheme="minorHAnsi"/>
-                <w:sz w:val="24"/>
-                <w:szCs w:val="24"/>
-              </w:rPr>
+              <w:pStyle w:val="TextoTablas"/>
+            </w:pPr>
+            <w:r>
               <w:t>Un tratado de libre comercio permite exportar sin aranceles.</w:t>
             </w:r>
           </w:p>
@@ -6056,22 +5384,14 @@
           </w:tcPr>
           <w:p>
             <w:pPr>
-              <w:ind w:firstLine="0"/>
-              <w:rPr>
-                <w:rFonts w:cstheme="minorHAnsi"/>
-                <w:b/>
+              <w:pStyle w:val="TextoTablas"/>
+              <w:rPr>
                 <w:bCs/>
-                <w:sz w:val="24"/>
-                <w:szCs w:val="24"/>
-              </w:rPr>
-            </w:pPr>
-            <w:r>
-              <w:rPr>
-                <w:rFonts w:cstheme="minorHAnsi"/>
-                <w:b/>
+              </w:rPr>
+            </w:pPr>
+            <w:r>
+              <w:rPr>
                 <w:bCs/>
-                <w:sz w:val="24"/>
-                <w:szCs w:val="24"/>
               </w:rPr>
               <w:t>Tecnológico</w:t>
             </w:r>
@@ -6083,19 +5403,9 @@
           </w:tcPr>
           <w:p>
             <w:pPr>
-              <w:ind w:firstLine="0"/>
-              <w:rPr>
-                <w:rFonts w:cstheme="minorHAnsi"/>
-                <w:sz w:val="24"/>
-                <w:szCs w:val="24"/>
-              </w:rPr>
-            </w:pPr>
-            <w:r>
-              <w:rPr>
-                <w:rFonts w:cstheme="minorHAnsi"/>
-                <w:sz w:val="24"/>
-                <w:szCs w:val="24"/>
-              </w:rPr>
+              <w:pStyle w:val="TextoTablas"/>
+            </w:pPr>
+            <w:r>
               <w:t>Avances e innovaciones que impactan el sector.</w:t>
             </w:r>
           </w:p>
@@ -6106,19 +5416,9 @@
           </w:tcPr>
           <w:p>
             <w:pPr>
-              <w:ind w:firstLine="0"/>
-              <w:rPr>
-                <w:rFonts w:cstheme="minorHAnsi"/>
-                <w:sz w:val="24"/>
-                <w:szCs w:val="24"/>
-              </w:rPr>
-            </w:pPr>
-            <w:r>
-              <w:rPr>
-                <w:rFonts w:cstheme="minorHAnsi"/>
-                <w:sz w:val="24"/>
-                <w:szCs w:val="24"/>
-              </w:rPr>
+              <w:pStyle w:val="TextoTablas"/>
+            </w:pPr>
+            <w:r>
               <w:t>Obsolescencia rápida de productos y procesos.</w:t>
             </w:r>
           </w:p>
@@ -6129,27 +5429,12 @@
           </w:tcPr>
           <w:p>
             <w:pPr>
-              <w:ind w:firstLine="0"/>
-              <w:rPr>
-                <w:rFonts w:cstheme="minorHAnsi"/>
-                <w:sz w:val="24"/>
-                <w:szCs w:val="24"/>
-              </w:rPr>
-            </w:pPr>
-            <w:r>
-              <w:rPr>
-                <w:rFonts w:cstheme="minorHAnsi"/>
-                <w:sz w:val="24"/>
-                <w:szCs w:val="24"/>
-              </w:rPr>
+              <w:pStyle w:val="TextoTablas"/>
+            </w:pPr>
+            <w:r>
               <w:t>Una empresa no se adapta a una nueva tecnología y pierde mercado</w:t>
             </w:r>
             <w:r>
-              <w:rPr>
-                <w:rFonts w:cstheme="minorHAnsi"/>
-                <w:sz w:val="24"/>
-                <w:szCs w:val="24"/>
-              </w:rPr>
               <w:t>.</w:t>
             </w:r>
           </w:p>
@@ -6160,19 +5445,9 @@
           </w:tcPr>
           <w:p>
             <w:pPr>
-              <w:ind w:firstLine="0"/>
-              <w:rPr>
-                <w:rFonts w:cstheme="minorHAnsi"/>
-                <w:sz w:val="24"/>
-                <w:szCs w:val="24"/>
-              </w:rPr>
-            </w:pPr>
-            <w:r>
-              <w:rPr>
-                <w:rFonts w:cstheme="minorHAnsi"/>
-                <w:sz w:val="24"/>
-                <w:szCs w:val="24"/>
-              </w:rPr>
+              <w:pStyle w:val="TextoTablas"/>
+            </w:pPr>
+            <w:r>
               <w:t>Innovación en productos y mejoras operativas.</w:t>
             </w:r>
           </w:p>
@@ -6183,19 +5458,9 @@
           </w:tcPr>
           <w:p>
             <w:pPr>
-              <w:ind w:firstLine="0"/>
-              <w:rPr>
-                <w:rFonts w:cstheme="minorHAnsi"/>
-                <w:sz w:val="24"/>
-                <w:szCs w:val="24"/>
-              </w:rPr>
-            </w:pPr>
-            <w:r>
-              <w:rPr>
-                <w:rFonts w:cstheme="minorHAnsi"/>
-                <w:sz w:val="24"/>
-                <w:szCs w:val="24"/>
-              </w:rPr>
+              <w:pStyle w:val="TextoTablas"/>
+            </w:pPr>
+            <w:r>
               <w:t>Implementación de inteligencia artificial mejora la atención al cliente.</w:t>
             </w:r>
           </w:p>
@@ -6208,22 +5473,14 @@
           </w:tcPr>
           <w:p>
             <w:pPr>
-              <w:ind w:firstLine="0"/>
-              <w:rPr>
-                <w:rFonts w:cstheme="minorHAnsi"/>
-                <w:b/>
+              <w:pStyle w:val="TextoTablas"/>
+              <w:rPr>
                 <w:bCs/>
-                <w:sz w:val="24"/>
-                <w:szCs w:val="24"/>
-              </w:rPr>
-            </w:pPr>
-            <w:r>
-              <w:rPr>
-                <w:rFonts w:cstheme="minorHAnsi"/>
-                <w:b/>
+              </w:rPr>
+            </w:pPr>
+            <w:r>
+              <w:rPr>
                 <w:bCs/>
-                <w:sz w:val="24"/>
-                <w:szCs w:val="24"/>
               </w:rPr>
               <w:t>Sociocultural</w:t>
             </w:r>
@@ -6235,19 +5492,9 @@
           </w:tcPr>
           <w:p>
             <w:pPr>
-              <w:ind w:firstLine="0"/>
-              <w:rPr>
-                <w:rFonts w:cstheme="minorHAnsi"/>
-                <w:sz w:val="24"/>
-                <w:szCs w:val="24"/>
-              </w:rPr>
-            </w:pPr>
-            <w:r>
-              <w:rPr>
-                <w:rFonts w:cstheme="minorHAnsi"/>
-                <w:sz w:val="24"/>
-                <w:szCs w:val="24"/>
-              </w:rPr>
+              <w:pStyle w:val="TextoTablas"/>
+            </w:pPr>
+            <w:r>
               <w:t>Cambios en las preferencias y valores de la sociedad.</w:t>
             </w:r>
           </w:p>
@@ -6258,19 +5505,9 @@
           </w:tcPr>
           <w:p>
             <w:pPr>
-              <w:ind w:firstLine="0"/>
-              <w:rPr>
-                <w:rFonts w:cstheme="minorHAnsi"/>
-                <w:sz w:val="24"/>
-                <w:szCs w:val="24"/>
-              </w:rPr>
-            </w:pPr>
-            <w:r>
-              <w:rPr>
-                <w:rFonts w:cstheme="minorHAnsi"/>
-                <w:sz w:val="24"/>
-                <w:szCs w:val="24"/>
-              </w:rPr>
+              <w:pStyle w:val="TextoTablas"/>
+            </w:pPr>
+            <w:r>
               <w:t>Dificultad para adaptarse a nuevas tendencias.</w:t>
             </w:r>
           </w:p>
@@ -6281,19 +5518,9 @@
           </w:tcPr>
           <w:p>
             <w:pPr>
-              <w:ind w:firstLine="0"/>
-              <w:rPr>
-                <w:rFonts w:cstheme="minorHAnsi"/>
-                <w:sz w:val="24"/>
-                <w:szCs w:val="24"/>
-              </w:rPr>
-            </w:pPr>
-            <w:r>
-              <w:rPr>
-                <w:rFonts w:cstheme="minorHAnsi"/>
-                <w:sz w:val="24"/>
-                <w:szCs w:val="24"/>
-              </w:rPr>
+              <w:pStyle w:val="TextoTablas"/>
+            </w:pPr>
+            <w:r>
               <w:t>Producto tradicional pierde relevancia entre jóvenes consumidores.</w:t>
             </w:r>
           </w:p>
@@ -6304,19 +5531,9 @@
           </w:tcPr>
           <w:p>
             <w:pPr>
-              <w:ind w:firstLine="0"/>
-              <w:rPr>
-                <w:rFonts w:cstheme="minorHAnsi"/>
-                <w:sz w:val="24"/>
-                <w:szCs w:val="24"/>
-              </w:rPr>
-            </w:pPr>
-            <w:r>
-              <w:rPr>
-                <w:rFonts w:cstheme="minorHAnsi"/>
-                <w:sz w:val="24"/>
-                <w:szCs w:val="24"/>
-              </w:rPr>
+              <w:pStyle w:val="TextoTablas"/>
+            </w:pPr>
+            <w:r>
               <w:t>Creación de productos alineados con la demanda.</w:t>
             </w:r>
           </w:p>
@@ -6327,19 +5544,9 @@
           </w:tcPr>
           <w:p>
             <w:pPr>
-              <w:ind w:firstLine="0"/>
-              <w:rPr>
-                <w:rFonts w:cstheme="minorHAnsi"/>
-                <w:sz w:val="24"/>
-                <w:szCs w:val="24"/>
-              </w:rPr>
-            </w:pPr>
-            <w:r>
-              <w:rPr>
-                <w:rFonts w:cstheme="minorHAnsi"/>
-                <w:sz w:val="24"/>
-                <w:szCs w:val="24"/>
-              </w:rPr>
+              <w:pStyle w:val="TextoTablas"/>
+            </w:pPr>
+            <w:r>
               <w:t>Lanzamiento de productos ecológicos para consumidores conscientes.</w:t>
             </w:r>
           </w:p>
@@ -6355,22 +5562,14 @@
           </w:tcPr>
           <w:p>
             <w:pPr>
-              <w:ind w:firstLine="0"/>
-              <w:rPr>
-                <w:rFonts w:cstheme="minorHAnsi"/>
-                <w:b/>
+              <w:pStyle w:val="TextoTablas"/>
+              <w:rPr>
                 <w:bCs/>
-                <w:sz w:val="24"/>
-                <w:szCs w:val="24"/>
-              </w:rPr>
-            </w:pPr>
-            <w:r>
-              <w:rPr>
-                <w:rFonts w:cstheme="minorHAnsi"/>
-                <w:b/>
+              </w:rPr>
+            </w:pPr>
+            <w:r>
+              <w:rPr>
                 <w:bCs/>
-                <w:sz w:val="24"/>
-                <w:szCs w:val="24"/>
               </w:rPr>
               <w:t>Demográfico</w:t>
             </w:r>
@@ -6382,20 +5581,14 @@
           </w:tcPr>
           <w:p>
             <w:pPr>
-              <w:ind w:firstLine="0"/>
-              <w:rPr>
-                <w:rFonts w:cstheme="minorHAnsi"/>
-                <w:sz w:val="24"/>
-                <w:szCs w:val="24"/>
-              </w:rPr>
-            </w:pPr>
-            <w:r>
-              <w:rPr>
-                <w:rFonts w:cstheme="minorHAnsi"/>
-                <w:sz w:val="24"/>
-                <w:szCs w:val="24"/>
-              </w:rPr>
-              <w:t>Características de la población que afectan el consumo.</w:t>
+              <w:pStyle w:val="TextoTablas"/>
+            </w:pPr>
+            <w:r>
+              <w:t xml:space="preserve">Características de la población que </w:t>
+            </w:r>
+            <w:r>
+              <w:lastRenderedPageBreak/>
+              <w:t>afectan el consumo.</w:t>
             </w:r>
           </w:p>
         </w:tc>
@@ -6405,20 +5598,15 @@
           </w:tcPr>
           <w:p>
             <w:pPr>
-              <w:ind w:firstLine="0"/>
-              <w:rPr>
-                <w:rFonts w:cstheme="minorHAnsi"/>
-                <w:sz w:val="24"/>
-                <w:szCs w:val="24"/>
-              </w:rPr>
-            </w:pPr>
-            <w:r>
-              <w:rPr>
-                <w:rFonts w:cstheme="minorHAnsi"/>
-                <w:sz w:val="24"/>
-                <w:szCs w:val="24"/>
-              </w:rPr>
-              <w:t>Envejecimiento de la población puede reducir ciertos mercados.</w:t>
+              <w:pStyle w:val="TextoTablas"/>
+            </w:pPr>
+            <w:r>
+              <w:lastRenderedPageBreak/>
+              <w:t xml:space="preserve">Envejecimiento de la población </w:t>
+            </w:r>
+            <w:r>
+              <w:lastRenderedPageBreak/>
+              <w:t>puede reducir ciertos mercados.</w:t>
             </w:r>
           </w:p>
         </w:tc>
@@ -6428,20 +5616,15 @@
           </w:tcPr>
           <w:p>
             <w:pPr>
-              <w:ind w:firstLine="0"/>
-              <w:rPr>
-                <w:rFonts w:cstheme="minorHAnsi"/>
-                <w:sz w:val="24"/>
-                <w:szCs w:val="24"/>
-              </w:rPr>
-            </w:pPr>
-            <w:r>
-              <w:rPr>
-                <w:rFonts w:cstheme="minorHAnsi"/>
-                <w:sz w:val="24"/>
-                <w:szCs w:val="24"/>
-              </w:rPr>
-              <w:t>Menor demanda de productos digitales entre adultos mayores.</w:t>
+              <w:pStyle w:val="TextoTablas"/>
+            </w:pPr>
+            <w:r>
+              <w:lastRenderedPageBreak/>
+              <w:t xml:space="preserve">Menor demanda de productos </w:t>
+            </w:r>
+            <w:r>
+              <w:lastRenderedPageBreak/>
+              <w:t>digitales entre adultos mayores.</w:t>
             </w:r>
           </w:p>
         </w:tc>
@@ -6451,20 +5634,15 @@
           </w:tcPr>
           <w:p>
             <w:pPr>
-              <w:ind w:firstLine="0"/>
-              <w:rPr>
-                <w:rFonts w:cstheme="minorHAnsi"/>
-                <w:sz w:val="24"/>
-                <w:szCs w:val="24"/>
-              </w:rPr>
-            </w:pPr>
-            <w:r>
-              <w:rPr>
-                <w:rFonts w:cstheme="minorHAnsi"/>
-                <w:sz w:val="24"/>
-                <w:szCs w:val="24"/>
-              </w:rPr>
-              <w:t>Identificación de nuevos nichos de mercado.</w:t>
+              <w:pStyle w:val="TextoTablas"/>
+            </w:pPr>
+            <w:r>
+              <w:lastRenderedPageBreak/>
+              <w:t xml:space="preserve">Identificación de nuevos </w:t>
+            </w:r>
+            <w:r>
+              <w:lastRenderedPageBreak/>
+              <w:t>nichos de mercado.</w:t>
             </w:r>
           </w:p>
         </w:tc>
@@ -6474,20 +5652,15 @@
           </w:tcPr>
           <w:p>
             <w:pPr>
-              <w:ind w:firstLine="0"/>
-              <w:rPr>
-                <w:rFonts w:cstheme="minorHAnsi"/>
-                <w:sz w:val="24"/>
-                <w:szCs w:val="24"/>
-              </w:rPr>
-            </w:pPr>
-            <w:r>
-              <w:rPr>
-                <w:rFonts w:cstheme="minorHAnsi"/>
-                <w:sz w:val="24"/>
-                <w:szCs w:val="24"/>
-              </w:rPr>
-              <w:t>Aumento de jóvenes urbanos impulsa el consumo de tecnología portátil.</w:t>
+              <w:pStyle w:val="TextoTablas"/>
+            </w:pPr>
+            <w:r>
+              <w:lastRenderedPageBreak/>
+              <w:t xml:space="preserve">Aumento de jóvenes urbanos impulsa el </w:t>
+            </w:r>
+            <w:r>
+              <w:lastRenderedPageBreak/>
+              <w:t>consumo de tecnología portátil.</w:t>
             </w:r>
           </w:p>
         </w:tc>
@@ -6499,22 +5672,14 @@
           </w:tcPr>
           <w:p>
             <w:pPr>
-              <w:ind w:firstLine="0"/>
-              <w:rPr>
-                <w:rFonts w:cstheme="minorHAnsi"/>
-                <w:b/>
+              <w:pStyle w:val="TextoTablas"/>
+              <w:rPr>
                 <w:bCs/>
-                <w:sz w:val="24"/>
-                <w:szCs w:val="24"/>
-              </w:rPr>
-            </w:pPr>
-            <w:r>
-              <w:rPr>
-                <w:rFonts w:cstheme="minorHAnsi"/>
-                <w:b/>
+              </w:rPr>
+            </w:pPr>
+            <w:r>
+              <w:rPr>
                 <w:bCs/>
-                <w:sz w:val="24"/>
-                <w:szCs w:val="24"/>
               </w:rPr>
               <w:lastRenderedPageBreak/>
               <w:t>Político</w:t>
@@ -6527,19 +5692,9 @@
           </w:tcPr>
           <w:p>
             <w:pPr>
-              <w:ind w:firstLine="0"/>
-              <w:rPr>
-                <w:rFonts w:cstheme="minorHAnsi"/>
-                <w:sz w:val="24"/>
-                <w:szCs w:val="24"/>
-              </w:rPr>
-            </w:pPr>
-            <w:r>
-              <w:rPr>
-                <w:rFonts w:cstheme="minorHAnsi"/>
-                <w:sz w:val="24"/>
-                <w:szCs w:val="24"/>
-              </w:rPr>
+              <w:pStyle w:val="TextoTablas"/>
+            </w:pPr>
+            <w:r>
               <w:t>Estabilidad y decisiones gubernamentales.</w:t>
             </w:r>
           </w:p>
@@ -6550,19 +5705,9 @@
           </w:tcPr>
           <w:p>
             <w:pPr>
-              <w:ind w:firstLine="0"/>
-              <w:rPr>
-                <w:rFonts w:cstheme="minorHAnsi"/>
-                <w:sz w:val="24"/>
-                <w:szCs w:val="24"/>
-              </w:rPr>
-            </w:pPr>
-            <w:r>
-              <w:rPr>
-                <w:rFonts w:cstheme="minorHAnsi"/>
-                <w:sz w:val="24"/>
-                <w:szCs w:val="24"/>
-              </w:rPr>
+              <w:pStyle w:val="TextoTablas"/>
+            </w:pPr>
+            <w:r>
               <w:t>Conflictos y crisis pueden afectar la economía.</w:t>
             </w:r>
           </w:p>
@@ -6573,19 +5718,9 @@
           </w:tcPr>
           <w:p>
             <w:pPr>
-              <w:ind w:firstLine="0"/>
-              <w:rPr>
-                <w:rFonts w:cstheme="minorHAnsi"/>
-                <w:sz w:val="24"/>
-                <w:szCs w:val="24"/>
-              </w:rPr>
-            </w:pPr>
-            <w:r>
-              <w:rPr>
-                <w:rFonts w:cstheme="minorHAnsi"/>
-                <w:sz w:val="24"/>
-                <w:szCs w:val="24"/>
-              </w:rPr>
+              <w:pStyle w:val="TextoTablas"/>
+            </w:pPr>
+            <w:r>
               <w:t>Inestabilidad política reduce la inversión extranjera.</w:t>
             </w:r>
           </w:p>
@@ -6596,19 +5731,9 @@
           </w:tcPr>
           <w:p>
             <w:pPr>
-              <w:ind w:firstLine="0"/>
-              <w:rPr>
-                <w:rFonts w:cstheme="minorHAnsi"/>
-                <w:sz w:val="24"/>
-                <w:szCs w:val="24"/>
-              </w:rPr>
-            </w:pPr>
-            <w:r>
-              <w:rPr>
-                <w:rFonts w:cstheme="minorHAnsi"/>
-                <w:sz w:val="24"/>
-                <w:szCs w:val="24"/>
-              </w:rPr>
+              <w:pStyle w:val="TextoTablas"/>
+            </w:pPr>
+            <w:r>
               <w:t>Políticas favorables pueden impulsar la inversión.</w:t>
             </w:r>
           </w:p>
@@ -6619,27 +5744,12 @@
           </w:tcPr>
           <w:p>
             <w:pPr>
-              <w:ind w:firstLine="0"/>
-              <w:rPr>
-                <w:rFonts w:cstheme="minorHAnsi"/>
-                <w:sz w:val="24"/>
-                <w:szCs w:val="24"/>
-              </w:rPr>
-            </w:pPr>
-            <w:r>
-              <w:rPr>
-                <w:rFonts w:cstheme="minorHAnsi"/>
-                <w:sz w:val="24"/>
-                <w:szCs w:val="24"/>
-              </w:rPr>
+              <w:pStyle w:val="TextoTablas"/>
+            </w:pPr>
+            <w:r>
               <w:t>Incentivos tributarios atraen capital extranjero</w:t>
             </w:r>
             <w:r>
-              <w:rPr>
-                <w:rFonts w:cstheme="minorHAnsi"/>
-                <w:sz w:val="24"/>
-                <w:szCs w:val="24"/>
-              </w:rPr>
               <w:t>.</w:t>
             </w:r>
           </w:p>
@@ -7598,7 +6708,7 @@
         <w:pStyle w:val="Prrafodelista"/>
         <w:numPr>
           <w:ilvl w:val="0"/>
-          <w:numId w:val="10"/>
+          <w:numId w:val="31"/>
         </w:numPr>
         <w:rPr>
           <w:lang w:val="es-419" w:eastAsia="es-CO"/>
@@ -7640,7 +6750,7 @@
         <w:pStyle w:val="Prrafodelista"/>
         <w:numPr>
           <w:ilvl w:val="0"/>
-          <w:numId w:val="10"/>
+          <w:numId w:val="31"/>
         </w:numPr>
         <w:rPr>
           <w:lang w:val="es-419" w:eastAsia="es-CO"/>
@@ -7682,7 +6792,7 @@
         <w:pStyle w:val="Prrafodelista"/>
         <w:numPr>
           <w:ilvl w:val="0"/>
-          <w:numId w:val="10"/>
+          <w:numId w:val="31"/>
         </w:numPr>
         <w:rPr>
           <w:lang w:val="es-419" w:eastAsia="es-CO"/>
@@ -7724,7 +6834,7 @@
         <w:pStyle w:val="Prrafodelista"/>
         <w:numPr>
           <w:ilvl w:val="0"/>
-          <w:numId w:val="10"/>
+          <w:numId w:val="31"/>
         </w:numPr>
         <w:rPr>
           <w:lang w:val="es-419" w:eastAsia="es-CO"/>
@@ -7804,9 +6914,9 @@
           <w:noProof/>
         </w:rPr>
         <w:drawing>
-          <wp:inline distT="0" distB="0" distL="0" distR="0" wp14:anchorId="4CAE6588" wp14:editId="32A9AC6C">
-            <wp:extent cx="4710223" cy="2780222"/>
-            <wp:effectExtent l="0" t="0" r="0" b="1270"/>
+          <wp:inline distT="0" distB="0" distL="0" distR="0" wp14:anchorId="4CAE6588" wp14:editId="2B96E720">
+            <wp:extent cx="4362450" cy="2574949"/>
+            <wp:effectExtent l="0" t="0" r="0" b="0"/>
             <wp:docPr id="2" name="Imagen 2" descr="Se detalla cuatro bloques, las estrategias DOFA: FO (crecimiento), DO (mejora interna), FA (protección frente a amenazas) y DA (reducción de riesgos). Cada bloque explica cómo la combinación de fortalezas, debilidades, oportunidades y amenazas permite formular acciones estratégicas para fortalecer la competitividad y sostenibilidad de una organización. "/>
             <wp:cNvGraphicFramePr>
               <a:graphicFrameLocks xmlns:a="http://schemas.openxmlformats.org/drawingml/2006/main" noChangeAspect="1"/>
@@ -7833,7 +6943,7 @@
                   <pic:spPr>
                     <a:xfrm>
                       <a:off x="0" y="0"/>
-                      <a:ext cx="4722729" cy="2787604"/>
+                      <a:ext cx="4383907" cy="2587614"/>
                     </a:xfrm>
                     <a:prstGeom prst="rect">
                       <a:avLst/>
@@ -7925,20 +7035,9 @@
           </w:tcPr>
           <w:p>
             <w:pPr>
-              <w:spacing w:line="240" w:lineRule="auto"/>
-              <w:ind w:firstLine="0"/>
-              <w:rPr>
-                <w:rFonts w:asciiTheme="minorHAnsi" w:hAnsiTheme="minorHAnsi" w:cstheme="minorHAnsi"/>
-                <w:sz w:val="24"/>
-                <w:szCs w:val="24"/>
-              </w:rPr>
-            </w:pPr>
-            <w:r>
-              <w:rPr>
-                <w:rFonts w:asciiTheme="minorHAnsi" w:hAnsiTheme="minorHAnsi" w:cstheme="minorHAnsi"/>
-                <w:sz w:val="24"/>
-                <w:szCs w:val="24"/>
-              </w:rPr>
+              <w:pStyle w:val="TextoTablas"/>
+            </w:pPr>
+            <w:r>
               <w:t>Estrategia</w:t>
             </w:r>
           </w:p>
@@ -7949,20 +7048,9 @@
           </w:tcPr>
           <w:p>
             <w:pPr>
-              <w:spacing w:line="240" w:lineRule="auto"/>
-              <w:ind w:firstLine="0"/>
-              <w:rPr>
-                <w:rFonts w:asciiTheme="minorHAnsi" w:hAnsiTheme="minorHAnsi" w:cstheme="minorHAnsi"/>
-                <w:sz w:val="24"/>
-                <w:szCs w:val="24"/>
-              </w:rPr>
-            </w:pPr>
-            <w:r>
-              <w:rPr>
-                <w:rFonts w:asciiTheme="minorHAnsi" w:hAnsiTheme="minorHAnsi" w:cstheme="minorHAnsi"/>
-                <w:sz w:val="24"/>
-                <w:szCs w:val="24"/>
-              </w:rPr>
+              <w:pStyle w:val="TextoTablas"/>
+            </w:pPr>
+            <w:r>
               <w:t>Descripción</w:t>
             </w:r>
           </w:p>
@@ -7973,20 +7061,9 @@
           </w:tcPr>
           <w:p>
             <w:pPr>
-              <w:spacing w:line="240" w:lineRule="auto"/>
-              <w:ind w:firstLine="0"/>
-              <w:rPr>
-                <w:rFonts w:cstheme="minorHAnsi"/>
-                <w:sz w:val="24"/>
-                <w:szCs w:val="24"/>
-              </w:rPr>
-            </w:pPr>
-            <w:r>
-              <w:rPr>
-                <w:rFonts w:cstheme="minorHAnsi"/>
-                <w:sz w:val="24"/>
-                <w:szCs w:val="24"/>
-              </w:rPr>
+              <w:pStyle w:val="TextoTablas"/>
+            </w:pPr>
+            <w:r>
               <w:t>Aplicación</w:t>
             </w:r>
           </w:p>
@@ -7997,20 +7074,9 @@
           </w:tcPr>
           <w:p>
             <w:pPr>
-              <w:spacing w:line="240" w:lineRule="auto"/>
-              <w:ind w:firstLine="0"/>
-              <w:rPr>
-                <w:rFonts w:cstheme="minorHAnsi"/>
-                <w:sz w:val="24"/>
-                <w:szCs w:val="24"/>
-              </w:rPr>
-            </w:pPr>
-            <w:r>
-              <w:rPr>
-                <w:rFonts w:cstheme="minorHAnsi"/>
-                <w:sz w:val="24"/>
-                <w:szCs w:val="24"/>
-              </w:rPr>
+              <w:pStyle w:val="TextoTablas"/>
+            </w:pPr>
+            <w:r>
               <w:t>Empresa</w:t>
             </w:r>
           </w:p>
@@ -8026,20 +7092,9 @@
           </w:tcPr>
           <w:p>
             <w:pPr>
-              <w:spacing w:line="240" w:lineRule="auto"/>
-              <w:ind w:firstLine="0"/>
-              <w:rPr>
-                <w:rFonts w:asciiTheme="minorHAnsi" w:hAnsiTheme="minorHAnsi" w:cstheme="minorHAnsi"/>
-                <w:sz w:val="24"/>
-                <w:szCs w:val="24"/>
-              </w:rPr>
-            </w:pPr>
-            <w:r>
-              <w:rPr>
-                <w:rFonts w:asciiTheme="minorHAnsi" w:hAnsiTheme="minorHAnsi" w:cstheme="minorHAnsi"/>
-                <w:sz w:val="24"/>
-                <w:szCs w:val="24"/>
-              </w:rPr>
+              <w:pStyle w:val="TextoTablas"/>
+            </w:pPr>
+            <w:r>
               <w:t>FO</w:t>
             </w:r>
           </w:p>
@@ -8050,19 +7105,9 @@
           </w:tcPr>
           <w:p>
             <w:pPr>
-              <w:ind w:firstLine="0"/>
-              <w:rPr>
-                <w:rFonts w:asciiTheme="minorHAnsi" w:hAnsiTheme="minorHAnsi" w:cstheme="minorHAnsi"/>
-                <w:sz w:val="24"/>
-                <w:szCs w:val="24"/>
-              </w:rPr>
-            </w:pPr>
-            <w:r>
-              <w:rPr>
-                <w:rFonts w:asciiTheme="minorHAnsi" w:hAnsiTheme="minorHAnsi" w:cstheme="minorHAnsi"/>
-                <w:sz w:val="24"/>
-                <w:szCs w:val="24"/>
-              </w:rPr>
+              <w:pStyle w:val="TextoTablas"/>
+            </w:pPr>
+            <w:r>
               <w:t>Aprovechas fortalezas</w:t>
             </w:r>
           </w:p>
@@ -8073,19 +7118,9 @@
           </w:tcPr>
           <w:p>
             <w:pPr>
-              <w:ind w:firstLine="0"/>
-              <w:rPr>
-                <w:rFonts w:cstheme="minorHAnsi"/>
-                <w:sz w:val="24"/>
-                <w:szCs w:val="24"/>
-              </w:rPr>
-            </w:pPr>
-            <w:r>
-              <w:rPr>
-                <w:rFonts w:cstheme="minorHAnsi"/>
-                <w:sz w:val="24"/>
-                <w:szCs w:val="24"/>
-              </w:rPr>
+              <w:pStyle w:val="TextoTablas"/>
+            </w:pPr>
+            <w:r>
               <w:t>Expansión digital</w:t>
             </w:r>
           </w:p>
@@ -8096,19 +7131,9 @@
           </w:tcPr>
           <w:p>
             <w:pPr>
-              <w:ind w:firstLine="0"/>
-              <w:rPr>
-                <w:rFonts w:cstheme="minorHAnsi"/>
-                <w:sz w:val="24"/>
-                <w:szCs w:val="24"/>
-              </w:rPr>
-            </w:pPr>
-            <w:r>
-              <w:rPr>
-                <w:rFonts w:cstheme="minorHAnsi"/>
-                <w:sz w:val="24"/>
-                <w:szCs w:val="24"/>
-              </w:rPr>
+              <w:pStyle w:val="TextoTablas"/>
+            </w:pPr>
+            <w:r>
               <w:t>Amazon</w:t>
             </w:r>
           </w:p>
@@ -8121,19 +7146,9 @@
           </w:tcPr>
           <w:p>
             <w:pPr>
-              <w:ind w:firstLine="0"/>
-              <w:rPr>
-                <w:rFonts w:cstheme="minorHAnsi"/>
-                <w:sz w:val="24"/>
-                <w:szCs w:val="24"/>
-              </w:rPr>
-            </w:pPr>
-            <w:r>
-              <w:rPr>
-                <w:rFonts w:cstheme="minorHAnsi"/>
-                <w:sz w:val="24"/>
-                <w:szCs w:val="24"/>
-              </w:rPr>
+              <w:pStyle w:val="TextoTablas"/>
+            </w:pPr>
+            <w:r>
               <w:t>DO</w:t>
             </w:r>
           </w:p>
@@ -8144,19 +7159,9 @@
           </w:tcPr>
           <w:p>
             <w:pPr>
-              <w:ind w:firstLine="0"/>
-              <w:rPr>
-                <w:rFonts w:cstheme="minorHAnsi"/>
-                <w:sz w:val="24"/>
-                <w:szCs w:val="24"/>
-              </w:rPr>
-            </w:pPr>
-            <w:r>
-              <w:rPr>
-                <w:rFonts w:cstheme="minorHAnsi"/>
-                <w:sz w:val="24"/>
-                <w:szCs w:val="24"/>
-              </w:rPr>
+              <w:pStyle w:val="TextoTablas"/>
+            </w:pPr>
+            <w:r>
               <w:t>Superar debilidades</w:t>
             </w:r>
           </w:p>
@@ -8167,19 +7172,9 @@
           </w:tcPr>
           <w:p>
             <w:pPr>
-              <w:ind w:firstLine="0"/>
-              <w:rPr>
-                <w:rFonts w:cstheme="minorHAnsi"/>
-                <w:sz w:val="24"/>
-                <w:szCs w:val="24"/>
-              </w:rPr>
-            </w:pPr>
-            <w:r>
-              <w:rPr>
-                <w:rFonts w:cstheme="minorHAnsi"/>
-                <w:sz w:val="24"/>
-                <w:szCs w:val="24"/>
-              </w:rPr>
+              <w:pStyle w:val="TextoTablas"/>
+            </w:pPr>
+            <w:r>
               <w:t>Alianzas tecnológicas</w:t>
             </w:r>
           </w:p>
@@ -8190,19 +7185,9 @@
           </w:tcPr>
           <w:p>
             <w:pPr>
-              <w:ind w:firstLine="0"/>
-              <w:rPr>
-                <w:rFonts w:cstheme="minorHAnsi"/>
-                <w:sz w:val="24"/>
-                <w:szCs w:val="24"/>
-              </w:rPr>
-            </w:pPr>
-            <w:r>
-              <w:rPr>
-                <w:rFonts w:cstheme="minorHAnsi"/>
-                <w:sz w:val="24"/>
-                <w:szCs w:val="24"/>
-              </w:rPr>
+              <w:pStyle w:val="TextoTablas"/>
+            </w:pPr>
+            <w:r>
               <w:t>Uber</w:t>
             </w:r>
           </w:p>
@@ -8218,19 +7203,9 @@
           </w:tcPr>
           <w:p>
             <w:pPr>
-              <w:ind w:firstLine="0"/>
-              <w:rPr>
-                <w:rFonts w:cstheme="minorHAnsi"/>
-                <w:sz w:val="24"/>
-                <w:szCs w:val="24"/>
-              </w:rPr>
-            </w:pPr>
-            <w:r>
-              <w:rPr>
-                <w:rFonts w:cstheme="minorHAnsi"/>
-                <w:sz w:val="24"/>
-                <w:szCs w:val="24"/>
-              </w:rPr>
+              <w:pStyle w:val="TextoTablas"/>
+            </w:pPr>
+            <w:r>
               <w:t>FA</w:t>
             </w:r>
           </w:p>
@@ -8241,19 +7216,9 @@
           </w:tcPr>
           <w:p>
             <w:pPr>
-              <w:ind w:firstLine="0"/>
-              <w:rPr>
-                <w:rFonts w:cstheme="minorHAnsi"/>
-                <w:sz w:val="24"/>
-                <w:szCs w:val="24"/>
-              </w:rPr>
-            </w:pPr>
-            <w:r>
-              <w:rPr>
-                <w:rFonts w:cstheme="minorHAnsi"/>
-                <w:sz w:val="24"/>
-                <w:szCs w:val="24"/>
-              </w:rPr>
+              <w:pStyle w:val="TextoTablas"/>
+            </w:pPr>
+            <w:r>
               <w:t>Enfrentar amenazas</w:t>
             </w:r>
           </w:p>
@@ -8264,19 +7229,9 @@
           </w:tcPr>
           <w:p>
             <w:pPr>
-              <w:ind w:firstLine="0"/>
-              <w:rPr>
-                <w:rFonts w:cstheme="minorHAnsi"/>
-                <w:sz w:val="24"/>
-                <w:szCs w:val="24"/>
-              </w:rPr>
-            </w:pPr>
-            <w:r>
-              <w:rPr>
-                <w:rFonts w:cstheme="minorHAnsi"/>
-                <w:sz w:val="24"/>
-                <w:szCs w:val="24"/>
-              </w:rPr>
+              <w:pStyle w:val="TextoTablas"/>
+            </w:pPr>
+            <w:r>
               <w:t>Innovación constante</w:t>
             </w:r>
           </w:p>
@@ -8287,19 +7242,9 @@
           </w:tcPr>
           <w:p>
             <w:pPr>
-              <w:ind w:firstLine="0"/>
-              <w:rPr>
-                <w:rFonts w:cstheme="minorHAnsi"/>
-                <w:sz w:val="24"/>
-                <w:szCs w:val="24"/>
-              </w:rPr>
-            </w:pPr>
-            <w:r>
-              <w:rPr>
-                <w:rFonts w:cstheme="minorHAnsi"/>
-                <w:sz w:val="24"/>
-                <w:szCs w:val="24"/>
-              </w:rPr>
+              <w:pStyle w:val="TextoTablas"/>
+            </w:pPr>
+            <w:r>
               <w:t>Netflix</w:t>
             </w:r>
           </w:p>
@@ -8312,20 +7257,9 @@
           </w:tcPr>
           <w:p>
             <w:pPr>
-              <w:ind w:firstLine="0"/>
-              <w:rPr>
-                <w:rFonts w:cstheme="minorHAnsi"/>
-                <w:sz w:val="24"/>
-                <w:szCs w:val="24"/>
-              </w:rPr>
-            </w:pPr>
-            <w:r>
-              <w:rPr>
-                <w:rFonts w:cstheme="minorHAnsi"/>
-                <w:sz w:val="24"/>
-                <w:szCs w:val="24"/>
-              </w:rPr>
-              <w:lastRenderedPageBreak/>
+              <w:pStyle w:val="TextoTablas"/>
+            </w:pPr>
+            <w:r>
               <w:t>DA</w:t>
             </w:r>
           </w:p>
@@ -8336,19 +7270,9 @@
           </w:tcPr>
           <w:p>
             <w:pPr>
-              <w:ind w:firstLine="0"/>
-              <w:rPr>
-                <w:rFonts w:cstheme="minorHAnsi"/>
-                <w:sz w:val="24"/>
-                <w:szCs w:val="24"/>
-              </w:rPr>
-            </w:pPr>
-            <w:r>
-              <w:rPr>
-                <w:rFonts w:cstheme="minorHAnsi"/>
-                <w:sz w:val="24"/>
-                <w:szCs w:val="24"/>
-              </w:rPr>
+              <w:pStyle w:val="TextoTablas"/>
+            </w:pPr>
+            <w:r>
               <w:t>Reducir riesgos</w:t>
             </w:r>
           </w:p>
@@ -8359,19 +7283,9 @@
           </w:tcPr>
           <w:p>
             <w:pPr>
-              <w:ind w:firstLine="0"/>
-              <w:rPr>
-                <w:rFonts w:cstheme="minorHAnsi"/>
-                <w:sz w:val="24"/>
-                <w:szCs w:val="24"/>
-              </w:rPr>
-            </w:pPr>
-            <w:r>
-              <w:rPr>
-                <w:rFonts w:cstheme="minorHAnsi"/>
-                <w:sz w:val="24"/>
-                <w:szCs w:val="24"/>
-              </w:rPr>
+              <w:pStyle w:val="TextoTablas"/>
+            </w:pPr>
+            <w:r>
               <w:t>Diversificación</w:t>
             </w:r>
           </w:p>
@@ -8382,19 +7296,9 @@
           </w:tcPr>
           <w:p>
             <w:pPr>
-              <w:ind w:firstLine="0"/>
-              <w:rPr>
-                <w:rFonts w:cstheme="minorHAnsi"/>
-                <w:sz w:val="24"/>
-                <w:szCs w:val="24"/>
-              </w:rPr>
-            </w:pPr>
-            <w:r>
-              <w:rPr>
-                <w:rFonts w:cstheme="minorHAnsi"/>
-                <w:sz w:val="24"/>
-                <w:szCs w:val="24"/>
-              </w:rPr>
+              <w:pStyle w:val="TextoTablas"/>
+            </w:pPr>
+            <w:r>
               <w:t>Google</w:t>
             </w:r>
           </w:p>
@@ -8434,6 +7338,7 @@
           <w:bCs/>
           <w:lang w:val="es-419" w:eastAsia="es-CO"/>
         </w:rPr>
+        <w:lastRenderedPageBreak/>
         <w:t xml:space="preserve">Análisis DOFA </w:t>
       </w:r>
     </w:p>
@@ -8546,14 +7451,7 @@
         <w:rPr>
           <w:lang w:val="es-419" w:eastAsia="es-CO"/>
         </w:rPr>
-        <w:t xml:space="preserve">e invita a que </w:t>
-      </w:r>
-      <w:r>
-        <w:rPr>
-          <w:lang w:val="es-419" w:eastAsia="es-CO"/>
-        </w:rPr>
-        <w:lastRenderedPageBreak/>
-        <w:t>acceda al siguiente ejemplo</w:t>
+        <w:t>e invita a que acceda al siguiente ejemplo</w:t>
       </w:r>
       <w:r>
         <w:rPr>
@@ -8606,26 +7504,8 @@
           <w:bCs/>
           <w:lang w:val="es-419" w:eastAsia="es-CO"/>
         </w:rPr>
+        <w:lastRenderedPageBreak/>
         <w:t>Ir al pódcast</w:t>
-      </w:r>
-    </w:p>
-    <w:p>
-      <w:pPr>
-        <w:rPr>
-          <w:lang w:val="es-419" w:eastAsia="es-CO"/>
-        </w:rPr>
-      </w:pPr>
-      <w:r>
-        <w:rPr>
-          <w:lang w:val="es-419" w:eastAsia="es-CO"/>
-        </w:rPr>
-        <w:t>Charlas que venden</w:t>
-      </w:r>
-      <w:r>
-        <w:rPr>
-          <w:lang w:val="es-419" w:eastAsia="es-CO"/>
-        </w:rPr>
-        <w:t>:</w:t>
       </w:r>
     </w:p>
     <w:tbl>
@@ -8734,7 +7614,6 @@
                 <w:b/>
                 <w:bCs/>
               </w:rPr>
-              <w:lastRenderedPageBreak/>
               <w:t>Mujer:</w:t>
             </w:r>
             <w:r>
@@ -8757,6 +7636,7 @@
                 <w:b/>
                 <w:bCs/>
               </w:rPr>
+              <w:lastRenderedPageBreak/>
               <w:t>Hombre:</w:t>
             </w:r>
             <w:r>
@@ -8864,11 +7744,7 @@
             </w:r>
             <w:proofErr w:type="spellEnd"/>
             <w:r>
-              <w:t xml:space="preserve">, </w:t>
-            </w:r>
-            <w:r>
-              <w:lastRenderedPageBreak/>
-              <w:t xml:space="preserve">y procesos de raspado de datos o web </w:t>
+              <w:t xml:space="preserve">, y procesos de raspado de datos o web </w:t>
             </w:r>
             <w:r>
               <w:rPr>
@@ -8886,6 +7762,7 @@
                 <w:b/>
                 <w:bCs/>
               </w:rPr>
+              <w:lastRenderedPageBreak/>
               <w:t>Hombre:</w:t>
             </w:r>
             <w:r>
@@ -8979,11 +7856,7 @@
               <w:t xml:space="preserve"> </w:t>
             </w:r>
             <w:r>
-              <w:t xml:space="preserve">estos procesos facilitan identificar tendencias, detectar correlaciones ocultas y anticipar comportamientos futuros. Por ejemplo, es posible relacionar </w:t>
-            </w:r>
-            <w:r>
-              <w:lastRenderedPageBreak/>
-              <w:t>variables climáticas con la demanda de determinados productos o detectar tempranamente señales de deserción de clientes.</w:t>
+              <w:t>estos procesos facilitan identificar tendencias, detectar correlaciones ocultas y anticipar comportamientos futuros. Por ejemplo, es posible relacionar variables climáticas con la demanda de determinados productos o detectar tempranamente señales de deserción de clientes.</w:t>
             </w:r>
           </w:p>
           <w:p>
@@ -8992,6 +7865,7 @@
                 <w:b/>
                 <w:bCs/>
               </w:rPr>
+              <w:lastRenderedPageBreak/>
               <w:t>Hombre:</w:t>
             </w:r>
             <w:r>
@@ -10125,14 +8999,6 @@
         <w:t xml:space="preserve">Ir al pódcast </w:t>
       </w:r>
     </w:p>
-    <w:p>
-      <w:r>
-        <w:t>Charlas que venden</w:t>
-      </w:r>
-      <w:r>
-        <w:t>:</w:t>
-      </w:r>
-    </w:p>
     <w:tbl>
       <w:tblPr>
         <w:tblStyle w:val="Tablaconcuadrcula"/>
@@ -10213,11 +9079,7 @@
               <w:t xml:space="preserve"> </w:t>
             </w:r>
             <w:r>
-              <w:t xml:space="preserve">la respuesta está en el análisis estratégico. Un proceso sistemático que permite comprender los factores internos y externos que influyen en el desempeño organizacional y que sirve como base para formular estrategias </w:t>
-            </w:r>
-            <w:r>
-              <w:lastRenderedPageBreak/>
-              <w:t>orientadas al crecimiento, la sostenibilidad y la construcción de ventajas competitivas.</w:t>
+              <w:t>la respuesta está en el análisis estratégico. Un proceso sistemático que permite comprender los factores internos y externos que influyen en el desempeño organizacional y que sirve como base para formular estrategias orientadas al crecimiento, la sostenibilidad y la construcción de ventajas competitivas.</w:t>
             </w:r>
           </w:p>
           <w:p>
@@ -10226,6 +9088,7 @@
                 <w:b/>
                 <w:bCs/>
               </w:rPr>
+              <w:lastRenderedPageBreak/>
               <w:t>Mujer:</w:t>
             </w:r>
             <w:r>
@@ -10362,7 +9225,6 @@
                 <w:b/>
                 <w:bCs/>
               </w:rPr>
-              <w:lastRenderedPageBreak/>
               <w:t>Hombre:</w:t>
             </w:r>
             <w:r>
@@ -10373,7 +9235,11 @@
               <w:t xml:space="preserve"> </w:t>
             </w:r>
             <w:r>
-              <w:t>la matriz DOFA organiza los factores internos en fortalezas y debilidades, y los factores externos en oportunidades y amenazas. Gracias a esta clasificación es posible obtener una visión sintética de la situación estratégica de la organización.</w:t>
+              <w:t xml:space="preserve">la matriz DOFA organiza los factores internos en fortalezas y debilidades, y los factores externos en oportunidades y amenazas. Gracias a esta </w:t>
+            </w:r>
+            <w:r>
+              <w:lastRenderedPageBreak/>
+              <w:t>clasificación es posible obtener una visión sintética de la situación estratégica de la organización.</w:t>
             </w:r>
           </w:p>
           <w:p>
@@ -10496,7 +9362,6 @@
                 <w:b/>
                 <w:bCs/>
               </w:rPr>
-              <w:lastRenderedPageBreak/>
               <w:t>Mujer:</w:t>
             </w:r>
             <w:r>
@@ -10507,7 +9372,11 @@
               <w:t xml:space="preserve"> </w:t>
             </w:r>
             <w:r>
-              <w:t xml:space="preserve">sin embargo, la tecnología por sí sola no garantiza decisiones acertadas. La interpretación de la información, el juicio estratégico y la coherencia en la formulación de acciones continúan siendo responsabilidades fundamentales de quienes toman decisiones. </w:t>
+              <w:t xml:space="preserve">sin embargo, la tecnología por sí sola no garantiza decisiones acertadas. La interpretación de la información, el juicio estratégico y la coherencia en la </w:t>
+            </w:r>
+            <w:r>
+              <w:lastRenderedPageBreak/>
+              <w:t xml:space="preserve">formulación de acciones continúan siendo responsabilidades fundamentales de quienes toman decisiones. </w:t>
             </w:r>
           </w:p>
           <w:p>
@@ -11675,21 +10544,7 @@
                 <w:rFonts w:eastAsiaTheme="minorEastAsia"/>
                 <w:color w:val="000000"/>
               </w:rPr>
-              <w:t xml:space="preserve">Profesional 06. </w:t>
-            </w:r>
-            <w:r>
-              <w:rPr>
-                <w:rFonts w:eastAsiaTheme="minorEastAsia"/>
-                <w:color w:val="000000"/>
-              </w:rPr>
-              <w:t xml:space="preserve">Responsable del </w:t>
-            </w:r>
-            <w:r>
-              <w:rPr>
-                <w:rFonts w:eastAsiaTheme="minorEastAsia"/>
-                <w:color w:val="000000"/>
-              </w:rPr>
-              <w:t>Ecosistema de Recursos Educativos Digitales</w:t>
+              <w:t>Profesional G06. Responsable Ecosistema Virtual de Recursos Educativos Digitales</w:t>
             </w:r>
           </w:p>
         </w:tc>
@@ -12923,6 +11778,171 @@
 <file path=word/numbering.xml><?xml version="1.0" encoding="utf-8"?>
 <w:numbering xmlns:wpc="http://schemas.microsoft.com/office/word/2010/wordprocessingCanvas" xmlns:cx="http://schemas.microsoft.com/office/drawing/2014/chartex" xmlns:cx1="http://schemas.microsoft.com/office/drawing/2015/9/8/chartex" xmlns:cx2="http://schemas.microsoft.com/office/drawing/2015/10/21/chartex" xmlns:cx3="http://schemas.microsoft.com/office/drawing/2016/5/9/chartex" xmlns:cx4="http://schemas.microsoft.com/office/drawing/2016/5/10/chartex" xmlns:cx5="http://schemas.microsoft.com/office/drawing/2016/5/11/chartex" xmlns:cx6="http://schemas.microsoft.com/office/drawing/2016/5/12/chartex" xmlns:cx7="http://schemas.microsoft.com/office/drawing/2016/5/13/chartex" xmlns:cx8="http://schemas.microsoft.com/office/drawing/2016/5/14/chartex" xmlns:mc="http://schemas.openxmlformats.org/markup-compatibility/2006" xmlns:aink="http://schemas.microsoft.com/office/drawing/2016/ink" xmlns:am3d="http://schemas.microsoft.com/office/drawing/2017/model3d" xmlns:o="urn:schemas-microsoft-com:office:office" xmlns:r="http://schemas.openxmlformats.org/officeDocument/2006/relationships" xmlns:m="http://schemas.openxmlformats.org/officeDocument/2006/math" xmlns:v="urn:schemas-microsoft-com:vml" xmlns:wp14="http://schemas.microsoft.com/office/word/2010/wordprocessingDrawing" xmlns:wp="http://schemas.openxmlformats.org/drawingml/2006/wordprocessingDrawing" xmlns:w10="urn:schemas-microsoft-com:office:word" xmlns:w="http://schemas.openxmlformats.org/wordprocessingml/2006/main" xmlns:w14="http://schemas.microsoft.com/office/word/2010/wordml" xmlns:w15="http://schemas.microsoft.com/office/word/2012/wordml" xmlns:w16cex="http://schemas.microsoft.com/office/word/2018/wordml/cex" xmlns:w16cid="http://schemas.microsoft.com/office/word/2016/wordml/cid" xmlns:w16="http://schemas.microsoft.com/office/word/2018/wordml" xmlns:w16sdtdh="http://schemas.microsoft.com/office/word/2020/wordml/sdtdatahash" xmlns:w16se="http://schemas.microsoft.com/office/word/2015/wordml/symex" xmlns:wpg="http://schemas.microsoft.com/office/word/2010/wordprocessingGroup" xmlns:wpi="http://schemas.microsoft.com/office/word/2010/wordprocessingInk" xmlns:wne="http://schemas.microsoft.com/office/word/2006/wordml" xmlns:wps="http://schemas.microsoft.com/office/word/2010/wordprocessingShape" mc:Ignorable="w14 w15 w16se w16cid w16 w16cex w16sdtdh wp14">
   <w:abstractNum w:abstractNumId="0" w15:restartNumberingAfterBreak="0">
+    <w:nsid w:val="FFFFFF7C"/>
+    <w:multiLevelType w:val="singleLevel"/>
+    <w:tmpl w:val="6FAEEAAE"/>
+    <w:lvl w:ilvl="0">
+      <w:start w:val="1"/>
+      <w:numFmt w:val="decimal"/>
+      <w:lvlText w:val="%1."/>
+      <w:lvlJc w:val="left"/>
+      <w:pPr>
+        <w:tabs>
+          <w:tab w:val="num" w:pos="1492"/>
+        </w:tabs>
+        <w:ind w:left="1492" w:hanging="360"/>
+      </w:pPr>
+    </w:lvl>
+  </w:abstractNum>
+  <w:abstractNum w:abstractNumId="1" w15:restartNumberingAfterBreak="0">
+    <w:nsid w:val="FFFFFF7D"/>
+    <w:multiLevelType w:val="singleLevel"/>
+    <w:tmpl w:val="260043C6"/>
+    <w:lvl w:ilvl="0">
+      <w:start w:val="1"/>
+      <w:numFmt w:val="decimal"/>
+      <w:lvlText w:val="%1."/>
+      <w:lvlJc w:val="left"/>
+      <w:pPr>
+        <w:tabs>
+          <w:tab w:val="num" w:pos="1209"/>
+        </w:tabs>
+        <w:ind w:left="1209" w:hanging="360"/>
+      </w:pPr>
+    </w:lvl>
+  </w:abstractNum>
+  <w:abstractNum w:abstractNumId="2" w15:restartNumberingAfterBreak="0">
+    <w:nsid w:val="FFFFFF7E"/>
+    <w:multiLevelType w:val="singleLevel"/>
+    <w:tmpl w:val="AF4A2D16"/>
+    <w:lvl w:ilvl="0">
+      <w:start w:val="1"/>
+      <w:numFmt w:val="decimal"/>
+      <w:lvlText w:val="%1."/>
+      <w:lvlJc w:val="left"/>
+      <w:pPr>
+        <w:tabs>
+          <w:tab w:val="num" w:pos="926"/>
+        </w:tabs>
+        <w:ind w:left="926" w:hanging="360"/>
+      </w:pPr>
+    </w:lvl>
+  </w:abstractNum>
+  <w:abstractNum w:abstractNumId="3" w15:restartNumberingAfterBreak="0">
+    <w:nsid w:val="FFFFFF7F"/>
+    <w:multiLevelType w:val="singleLevel"/>
+    <w:tmpl w:val="AA68DE74"/>
+    <w:lvl w:ilvl="0">
+      <w:start w:val="1"/>
+      <w:numFmt w:val="decimal"/>
+      <w:lvlText w:val="%1."/>
+      <w:lvlJc w:val="left"/>
+      <w:pPr>
+        <w:tabs>
+          <w:tab w:val="num" w:pos="643"/>
+        </w:tabs>
+        <w:ind w:left="643" w:hanging="360"/>
+      </w:pPr>
+    </w:lvl>
+  </w:abstractNum>
+  <w:abstractNum w:abstractNumId="4" w15:restartNumberingAfterBreak="0">
+    <w:nsid w:val="FFFFFF80"/>
+    <w:multiLevelType w:val="singleLevel"/>
+    <w:tmpl w:val="2F58A708"/>
+    <w:lvl w:ilvl="0">
+      <w:start w:val="1"/>
+      <w:numFmt w:val="bullet"/>
+      <w:lvlText w:val=""/>
+      <w:lvlJc w:val="left"/>
+      <w:pPr>
+        <w:tabs>
+          <w:tab w:val="num" w:pos="1492"/>
+        </w:tabs>
+        <w:ind w:left="1492" w:hanging="360"/>
+      </w:pPr>
+      <w:rPr>
+        <w:rFonts w:ascii="Symbol" w:hAnsi="Symbol" w:hint="default"/>
+      </w:rPr>
+    </w:lvl>
+  </w:abstractNum>
+  <w:abstractNum w:abstractNumId="5" w15:restartNumberingAfterBreak="0">
+    <w:nsid w:val="FFFFFF81"/>
+    <w:multiLevelType w:val="singleLevel"/>
+    <w:tmpl w:val="6F22F91C"/>
+    <w:lvl w:ilvl="0">
+      <w:start w:val="1"/>
+      <w:numFmt w:val="bullet"/>
+      <w:lvlText w:val=""/>
+      <w:lvlJc w:val="left"/>
+      <w:pPr>
+        <w:tabs>
+          <w:tab w:val="num" w:pos="1209"/>
+        </w:tabs>
+        <w:ind w:left="1209" w:hanging="360"/>
+      </w:pPr>
+      <w:rPr>
+        <w:rFonts w:ascii="Symbol" w:hAnsi="Symbol" w:hint="default"/>
+      </w:rPr>
+    </w:lvl>
+  </w:abstractNum>
+  <w:abstractNum w:abstractNumId="6" w15:restartNumberingAfterBreak="0">
+    <w:nsid w:val="FFFFFF82"/>
+    <w:multiLevelType w:val="singleLevel"/>
+    <w:tmpl w:val="5CF208F2"/>
+    <w:lvl w:ilvl="0">
+      <w:start w:val="1"/>
+      <w:numFmt w:val="bullet"/>
+      <w:lvlText w:val=""/>
+      <w:lvlJc w:val="left"/>
+      <w:pPr>
+        <w:tabs>
+          <w:tab w:val="num" w:pos="926"/>
+        </w:tabs>
+        <w:ind w:left="926" w:hanging="360"/>
+      </w:pPr>
+      <w:rPr>
+        <w:rFonts w:ascii="Symbol" w:hAnsi="Symbol" w:hint="default"/>
+      </w:rPr>
+    </w:lvl>
+  </w:abstractNum>
+  <w:abstractNum w:abstractNumId="7" w15:restartNumberingAfterBreak="0">
+    <w:nsid w:val="FFFFFF83"/>
+    <w:multiLevelType w:val="singleLevel"/>
+    <w:tmpl w:val="C8F04E54"/>
+    <w:lvl w:ilvl="0">
+      <w:start w:val="1"/>
+      <w:numFmt w:val="bullet"/>
+      <w:lvlText w:val=""/>
+      <w:lvlJc w:val="left"/>
+      <w:pPr>
+        <w:tabs>
+          <w:tab w:val="num" w:pos="643"/>
+        </w:tabs>
+        <w:ind w:left="643" w:hanging="360"/>
+      </w:pPr>
+      <w:rPr>
+        <w:rFonts w:ascii="Symbol" w:hAnsi="Symbol" w:hint="default"/>
+      </w:rPr>
+    </w:lvl>
+  </w:abstractNum>
+  <w:abstractNum w:abstractNumId="8" w15:restartNumberingAfterBreak="0">
+    <w:nsid w:val="FFFFFF88"/>
+    <w:multiLevelType w:val="singleLevel"/>
+    <w:tmpl w:val="84203B7E"/>
+    <w:lvl w:ilvl="0">
+      <w:start w:val="1"/>
+      <w:numFmt w:val="decimal"/>
+      <w:lvlText w:val="%1."/>
+      <w:lvlJc w:val="left"/>
+      <w:pPr>
+        <w:tabs>
+          <w:tab w:val="num" w:pos="360"/>
+        </w:tabs>
+        <w:ind w:left="360" w:hanging="360"/>
+      </w:pPr>
+    </w:lvl>
+  </w:abstractNum>
+  <w:abstractNum w:abstractNumId="9" w15:restartNumberingAfterBreak="0">
     <w:nsid w:val="FFFFFF89"/>
     <w:multiLevelType w:val="singleLevel"/>
     <w:tmpl w:val="68AC1D00"/>
@@ -12943,7 +11963,7 @@
       </w:rPr>
     </w:lvl>
   </w:abstractNum>
-  <w:abstractNum w:abstractNumId="1" w15:restartNumberingAfterBreak="0">
+  <w:abstractNum w:abstractNumId="10" w15:restartNumberingAfterBreak="0">
     <w:nsid w:val="0D645AF8"/>
     <w:multiLevelType w:val="hybridMultilevel"/>
     <w:tmpl w:val="5A643B54"/>
@@ -13029,7 +12049,7 @@
       </w:pPr>
     </w:lvl>
   </w:abstractNum>
-  <w:abstractNum w:abstractNumId="2" w15:restartNumberingAfterBreak="0">
+  <w:abstractNum w:abstractNumId="11" w15:restartNumberingAfterBreak="0">
     <w:nsid w:val="13A66B2B"/>
     <w:multiLevelType w:val="hybridMultilevel"/>
     <w:tmpl w:val="3FF892E2"/>
@@ -13115,7 +12135,7 @@
       </w:pPr>
     </w:lvl>
   </w:abstractNum>
-  <w:abstractNum w:abstractNumId="3" w15:restartNumberingAfterBreak="0">
+  <w:abstractNum w:abstractNumId="12" w15:restartNumberingAfterBreak="0">
     <w:nsid w:val="13F42788"/>
     <w:multiLevelType w:val="hybridMultilevel"/>
     <w:tmpl w:val="88E8C222"/>
@@ -13228,7 +12248,120 @@
       </w:rPr>
     </w:lvl>
   </w:abstractNum>
-  <w:abstractNum w:abstractNumId="4" w15:restartNumberingAfterBreak="0">
+  <w:abstractNum w:abstractNumId="13" w15:restartNumberingAfterBreak="0">
+    <w:nsid w:val="212243A0"/>
+    <w:multiLevelType w:val="hybridMultilevel"/>
+    <w:tmpl w:val="183E7FC8"/>
+    <w:lvl w:ilvl="0" w:tplc="240A0003">
+      <w:start w:val="1"/>
+      <w:numFmt w:val="bullet"/>
+      <w:lvlText w:val="o"/>
+      <w:lvlJc w:val="left"/>
+      <w:pPr>
+        <w:ind w:left="1429" w:hanging="360"/>
+      </w:pPr>
+      <w:rPr>
+        <w:rFonts w:ascii="Courier New" w:hAnsi="Courier New" w:cs="Courier New" w:hint="default"/>
+      </w:rPr>
+    </w:lvl>
+    <w:lvl w:ilvl="1" w:tplc="240A0003" w:tentative="1">
+      <w:start w:val="1"/>
+      <w:numFmt w:val="bullet"/>
+      <w:lvlText w:val="o"/>
+      <w:lvlJc w:val="left"/>
+      <w:pPr>
+        <w:ind w:left="2149" w:hanging="360"/>
+      </w:pPr>
+      <w:rPr>
+        <w:rFonts w:ascii="Courier New" w:hAnsi="Courier New" w:cs="Courier New" w:hint="default"/>
+      </w:rPr>
+    </w:lvl>
+    <w:lvl w:ilvl="2" w:tplc="240A0005" w:tentative="1">
+      <w:start w:val="1"/>
+      <w:numFmt w:val="bullet"/>
+      <w:lvlText w:val=""/>
+      <w:lvlJc w:val="left"/>
+      <w:pPr>
+        <w:ind w:left="2869" w:hanging="360"/>
+      </w:pPr>
+      <w:rPr>
+        <w:rFonts w:ascii="Wingdings" w:hAnsi="Wingdings" w:hint="default"/>
+      </w:rPr>
+    </w:lvl>
+    <w:lvl w:ilvl="3" w:tplc="240A0001" w:tentative="1">
+      <w:start w:val="1"/>
+      <w:numFmt w:val="bullet"/>
+      <w:lvlText w:val=""/>
+      <w:lvlJc w:val="left"/>
+      <w:pPr>
+        <w:ind w:left="3589" w:hanging="360"/>
+      </w:pPr>
+      <w:rPr>
+        <w:rFonts w:ascii="Symbol" w:hAnsi="Symbol" w:hint="default"/>
+      </w:rPr>
+    </w:lvl>
+    <w:lvl w:ilvl="4" w:tplc="240A0003" w:tentative="1">
+      <w:start w:val="1"/>
+      <w:numFmt w:val="bullet"/>
+      <w:lvlText w:val="o"/>
+      <w:lvlJc w:val="left"/>
+      <w:pPr>
+        <w:ind w:left="4309" w:hanging="360"/>
+      </w:pPr>
+      <w:rPr>
+        <w:rFonts w:ascii="Courier New" w:hAnsi="Courier New" w:cs="Courier New" w:hint="default"/>
+      </w:rPr>
+    </w:lvl>
+    <w:lvl w:ilvl="5" w:tplc="240A0005" w:tentative="1">
+      <w:start w:val="1"/>
+      <w:numFmt w:val="bullet"/>
+      <w:lvlText w:val=""/>
+      <w:lvlJc w:val="left"/>
+      <w:pPr>
+        <w:ind w:left="5029" w:hanging="360"/>
+      </w:pPr>
+      <w:rPr>
+        <w:rFonts w:ascii="Wingdings" w:hAnsi="Wingdings" w:hint="default"/>
+      </w:rPr>
+    </w:lvl>
+    <w:lvl w:ilvl="6" w:tplc="240A0001" w:tentative="1">
+      <w:start w:val="1"/>
+      <w:numFmt w:val="bullet"/>
+      <w:lvlText w:val=""/>
+      <w:lvlJc w:val="left"/>
+      <w:pPr>
+        <w:ind w:left="5749" w:hanging="360"/>
+      </w:pPr>
+      <w:rPr>
+        <w:rFonts w:ascii="Symbol" w:hAnsi="Symbol" w:hint="default"/>
+      </w:rPr>
+    </w:lvl>
+    <w:lvl w:ilvl="7" w:tplc="240A0003" w:tentative="1">
+      <w:start w:val="1"/>
+      <w:numFmt w:val="bullet"/>
+      <w:lvlText w:val="o"/>
+      <w:lvlJc w:val="left"/>
+      <w:pPr>
+        <w:ind w:left="6469" w:hanging="360"/>
+      </w:pPr>
+      <w:rPr>
+        <w:rFonts w:ascii="Courier New" w:hAnsi="Courier New" w:cs="Courier New" w:hint="default"/>
+      </w:rPr>
+    </w:lvl>
+    <w:lvl w:ilvl="8" w:tplc="240A0005" w:tentative="1">
+      <w:start w:val="1"/>
+      <w:numFmt w:val="bullet"/>
+      <w:lvlText w:val=""/>
+      <w:lvlJc w:val="left"/>
+      <w:pPr>
+        <w:ind w:left="7189" w:hanging="360"/>
+      </w:pPr>
+      <w:rPr>
+        <w:rFonts w:ascii="Wingdings" w:hAnsi="Wingdings" w:hint="default"/>
+      </w:rPr>
+    </w:lvl>
+  </w:abstractNum>
+  <w:abstractNum w:abstractNumId="14" w15:restartNumberingAfterBreak="0">
     <w:nsid w:val="21F31BF8"/>
     <w:multiLevelType w:val="hybridMultilevel"/>
     <w:tmpl w:val="73CE1D98"/>
@@ -13341,7 +12474,7 @@
       </w:rPr>
     </w:lvl>
   </w:abstractNum>
-  <w:abstractNum w:abstractNumId="5" w15:restartNumberingAfterBreak="0">
+  <w:abstractNum w:abstractNumId="15" w15:restartNumberingAfterBreak="0">
     <w:nsid w:val="27412B07"/>
     <w:multiLevelType w:val="hybridMultilevel"/>
     <w:tmpl w:val="C12AF874"/>
@@ -13431,7 +12564,7 @@
       </w:pPr>
     </w:lvl>
   </w:abstractNum>
-  <w:abstractNum w:abstractNumId="6" w15:restartNumberingAfterBreak="0">
+  <w:abstractNum w:abstractNumId="16" w15:restartNumberingAfterBreak="0">
     <w:nsid w:val="2F3C5FAF"/>
     <w:multiLevelType w:val="hybridMultilevel"/>
     <w:tmpl w:val="FEDA865E"/>
@@ -13544,7 +12677,7 @@
       </w:rPr>
     </w:lvl>
   </w:abstractNum>
-  <w:abstractNum w:abstractNumId="7" w15:restartNumberingAfterBreak="0">
+  <w:abstractNum w:abstractNumId="17" w15:restartNumberingAfterBreak="0">
     <w:nsid w:val="314738F1"/>
     <w:multiLevelType w:val="hybridMultilevel"/>
     <w:tmpl w:val="57443DB2"/>
@@ -13630,7 +12763,7 @@
       </w:pPr>
     </w:lvl>
   </w:abstractNum>
-  <w:abstractNum w:abstractNumId="8" w15:restartNumberingAfterBreak="0">
+  <w:abstractNum w:abstractNumId="18" w15:restartNumberingAfterBreak="0">
     <w:nsid w:val="31C47C6E"/>
     <w:multiLevelType w:val="hybridMultilevel"/>
     <w:tmpl w:val="941A2CD0"/>
@@ -13743,7 +12876,7 @@
       </w:rPr>
     </w:lvl>
   </w:abstractNum>
-  <w:abstractNum w:abstractNumId="9" w15:restartNumberingAfterBreak="0">
+  <w:abstractNum w:abstractNumId="19" w15:restartNumberingAfterBreak="0">
     <w:nsid w:val="368E176E"/>
     <w:multiLevelType w:val="hybridMultilevel"/>
     <w:tmpl w:val="BDF054FE"/>
@@ -13836,7 +12969,7 @@
       </w:pPr>
     </w:lvl>
   </w:abstractNum>
-  <w:abstractNum w:abstractNumId="10" w15:restartNumberingAfterBreak="0">
+  <w:abstractNum w:abstractNumId="20" w15:restartNumberingAfterBreak="0">
     <w:nsid w:val="370A3028"/>
     <w:multiLevelType w:val="hybridMultilevel"/>
     <w:tmpl w:val="0BD2DBE6"/>
@@ -13949,7 +13082,7 @@
       </w:rPr>
     </w:lvl>
   </w:abstractNum>
-  <w:abstractNum w:abstractNumId="11" w15:restartNumberingAfterBreak="0">
+  <w:abstractNum w:abstractNumId="21" w15:restartNumberingAfterBreak="0">
     <w:nsid w:val="379768CA"/>
     <w:multiLevelType w:val="hybridMultilevel"/>
     <w:tmpl w:val="2CF05852"/>
@@ -14062,7 +13195,7 @@
       </w:rPr>
     </w:lvl>
   </w:abstractNum>
-  <w:abstractNum w:abstractNumId="12" w15:restartNumberingAfterBreak="0">
+  <w:abstractNum w:abstractNumId="22" w15:restartNumberingAfterBreak="0">
     <w:nsid w:val="44AB0E00"/>
     <w:multiLevelType w:val="hybridMultilevel"/>
     <w:tmpl w:val="98465244"/>
@@ -14148,7 +13281,7 @@
       </w:pPr>
     </w:lvl>
   </w:abstractNum>
-  <w:abstractNum w:abstractNumId="13" w15:restartNumberingAfterBreak="0">
+  <w:abstractNum w:abstractNumId="23" w15:restartNumberingAfterBreak="0">
     <w:nsid w:val="44D550F3"/>
     <w:multiLevelType w:val="hybridMultilevel"/>
     <w:tmpl w:val="6FCAFA2E"/>
@@ -14234,7 +13367,7 @@
       </w:pPr>
     </w:lvl>
   </w:abstractNum>
-  <w:abstractNum w:abstractNumId="14" w15:restartNumberingAfterBreak="0">
+  <w:abstractNum w:abstractNumId="24" w15:restartNumberingAfterBreak="0">
     <w:nsid w:val="4C035A5F"/>
     <w:multiLevelType w:val="hybridMultilevel"/>
     <w:tmpl w:val="8768076E"/>
@@ -14320,7 +13453,7 @@
       </w:pPr>
     </w:lvl>
   </w:abstractNum>
-  <w:abstractNum w:abstractNumId="15" w15:restartNumberingAfterBreak="0">
+  <w:abstractNum w:abstractNumId="25" w15:restartNumberingAfterBreak="0">
     <w:nsid w:val="4EBE1EF6"/>
     <w:multiLevelType w:val="hybridMultilevel"/>
     <w:tmpl w:val="F6A60586"/>
@@ -14413,7 +13546,7 @@
       </w:pPr>
     </w:lvl>
   </w:abstractNum>
-  <w:abstractNum w:abstractNumId="16" w15:restartNumberingAfterBreak="0">
+  <w:abstractNum w:abstractNumId="26" w15:restartNumberingAfterBreak="0">
     <w:nsid w:val="59BF5078"/>
     <w:multiLevelType w:val="multilevel"/>
     <w:tmpl w:val="C7D2423E"/>
@@ -14538,7 +13671,7 @@
       </w:rPr>
     </w:lvl>
   </w:abstractNum>
-  <w:abstractNum w:abstractNumId="17" w15:restartNumberingAfterBreak="0">
+  <w:abstractNum w:abstractNumId="27" w15:restartNumberingAfterBreak="0">
     <w:nsid w:val="79E50713"/>
     <w:multiLevelType w:val="hybridMultilevel"/>
     <w:tmpl w:val="B5065750"/>
@@ -14651,7 +13784,7 @@
       </w:rPr>
     </w:lvl>
   </w:abstractNum>
-  <w:abstractNum w:abstractNumId="18" w15:restartNumberingAfterBreak="0">
+  <w:abstractNum w:abstractNumId="28" w15:restartNumberingAfterBreak="0">
     <w:nsid w:val="7ADA447C"/>
     <w:multiLevelType w:val="hybridMultilevel"/>
     <w:tmpl w:val="460CB502"/>
@@ -14764,7 +13897,7 @@
       </w:rPr>
     </w:lvl>
   </w:abstractNum>
-  <w:abstractNum w:abstractNumId="19" w15:restartNumberingAfterBreak="0">
+  <w:abstractNum w:abstractNumId="29" w15:restartNumberingAfterBreak="0">
     <w:nsid w:val="7B27584D"/>
     <w:multiLevelType w:val="hybridMultilevel"/>
     <w:tmpl w:val="A692B322"/>
@@ -14850,7 +13983,7 @@
       </w:pPr>
     </w:lvl>
   </w:abstractNum>
-  <w:abstractNum w:abstractNumId="20" w15:restartNumberingAfterBreak="0">
+  <w:abstractNum w:abstractNumId="30" w15:restartNumberingAfterBreak="0">
     <w:nsid w:val="7FD14753"/>
     <w:multiLevelType w:val="hybridMultilevel"/>
     <w:tmpl w:val="F672052A"/>
@@ -14937,67 +14070,97 @@
     </w:lvl>
   </w:abstractNum>
   <w:num w:numId="1">
+    <w:abstractNumId w:val="9"/>
+  </w:num>
+  <w:num w:numId="2">
+    <w:abstractNumId w:val="15"/>
+  </w:num>
+  <w:num w:numId="3">
+    <w:abstractNumId w:val="25"/>
+  </w:num>
+  <w:num w:numId="4">
+    <w:abstractNumId w:val="19"/>
+  </w:num>
+  <w:num w:numId="5">
+    <w:abstractNumId w:val="26"/>
+  </w:num>
+  <w:num w:numId="6">
+    <w:abstractNumId w:val="14"/>
+  </w:num>
+  <w:num w:numId="7">
+    <w:abstractNumId w:val="12"/>
+  </w:num>
+  <w:num w:numId="8">
+    <w:abstractNumId w:val="18"/>
+  </w:num>
+  <w:num w:numId="9">
+    <w:abstractNumId w:val="27"/>
+  </w:num>
+  <w:num w:numId="10">
+    <w:abstractNumId w:val="16"/>
+  </w:num>
+  <w:num w:numId="11">
+    <w:abstractNumId w:val="20"/>
+  </w:num>
+  <w:num w:numId="12">
+    <w:abstractNumId w:val="28"/>
+  </w:num>
+  <w:num w:numId="13">
+    <w:abstractNumId w:val="23"/>
+  </w:num>
+  <w:num w:numId="14">
+    <w:abstractNumId w:val="22"/>
+  </w:num>
+  <w:num w:numId="15">
+    <w:abstractNumId w:val="21"/>
+  </w:num>
+  <w:num w:numId="16">
+    <w:abstractNumId w:val="24"/>
+  </w:num>
+  <w:num w:numId="17">
+    <w:abstractNumId w:val="11"/>
+  </w:num>
+  <w:num w:numId="18">
+    <w:abstractNumId w:val="30"/>
+  </w:num>
+  <w:num w:numId="19">
+    <w:abstractNumId w:val="17"/>
+  </w:num>
+  <w:num w:numId="20">
+    <w:abstractNumId w:val="10"/>
+  </w:num>
+  <w:num w:numId="21">
+    <w:abstractNumId w:val="29"/>
+  </w:num>
+  <w:num w:numId="22">
+    <w:abstractNumId w:val="8"/>
+  </w:num>
+  <w:num w:numId="23">
+    <w:abstractNumId w:val="3"/>
+  </w:num>
+  <w:num w:numId="24">
+    <w:abstractNumId w:val="2"/>
+  </w:num>
+  <w:num w:numId="25">
+    <w:abstractNumId w:val="1"/>
+  </w:num>
+  <w:num w:numId="26">
     <w:abstractNumId w:val="0"/>
   </w:num>
-  <w:num w:numId="2">
+  <w:num w:numId="27">
+    <w:abstractNumId w:val="7"/>
+  </w:num>
+  <w:num w:numId="28">
+    <w:abstractNumId w:val="6"/>
+  </w:num>
+  <w:num w:numId="29">
     <w:abstractNumId w:val="5"/>
   </w:num>
-  <w:num w:numId="3">
-    <w:abstractNumId w:val="15"/>
-  </w:num>
-  <w:num w:numId="4">
-    <w:abstractNumId w:val="9"/>
-  </w:num>
-  <w:num w:numId="5">
-    <w:abstractNumId w:val="16"/>
-  </w:num>
-  <w:num w:numId="6">
+  <w:num w:numId="30">
     <w:abstractNumId w:val="4"/>
   </w:num>
-  <w:num w:numId="7">
-    <w:abstractNumId w:val="3"/>
-  </w:num>
-  <w:num w:numId="8">
-    <w:abstractNumId w:val="8"/>
-  </w:num>
-  <w:num w:numId="9">
-    <w:abstractNumId w:val="17"/>
-  </w:num>
-  <w:num w:numId="10">
-    <w:abstractNumId w:val="6"/>
-  </w:num>
-  <w:num w:numId="11">
-    <w:abstractNumId w:val="10"/>
-  </w:num>
-  <w:num w:numId="12">
-    <w:abstractNumId w:val="18"/>
-  </w:num>
-  <w:num w:numId="13">
+  <w:num w:numId="31">
     <w:abstractNumId w:val="13"/>
-  </w:num>
-  <w:num w:numId="14">
-    <w:abstractNumId w:val="12"/>
-  </w:num>
-  <w:num w:numId="15">
-    <w:abstractNumId w:val="11"/>
-  </w:num>
-  <w:num w:numId="16">
-    <w:abstractNumId w:val="14"/>
-  </w:num>
-  <w:num w:numId="17">
-    <w:abstractNumId w:val="2"/>
-  </w:num>
-  <w:num w:numId="18">
-    <w:abstractNumId w:val="20"/>
-  </w:num>
-  <w:num w:numId="19">
-    <w:abstractNumId w:val="7"/>
-  </w:num>
-  <w:num w:numId="20">
-    <w:abstractNumId w:val="1"/>
-  </w:num>
-  <w:num w:numId="21">
-    <w:abstractNumId w:val="19"/>
   </w:num>
   <w:numIdMacAtCleanup w:val="21"/>
 </w:numbering>
@@ -16740,15 +15903,6 @@
 </file>
 
 <file path=customXml/item1.xml><?xml version="1.0" encoding="utf-8"?>
-<?mso-contentType ?>
-<FormTemplates xmlns="http://schemas.microsoft.com/sharepoint/v3/contenttype/forms">
-  <Display>DocumentLibraryForm</Display>
-  <Edit>DocumentLibraryForm</Edit>
-  <New>DocumentLibraryForm</New>
-</FormTemplates>
-</file>
-
-<file path=customXml/item2.xml><?xml version="1.0" encoding="utf-8"?>
 <p:properties xmlns:p="http://schemas.microsoft.com/office/2006/metadata/properties" xmlns:xsi="http://www.w3.org/2001/XMLSchema-instance" xmlns:pc="http://schemas.microsoft.com/office/infopath/2007/PartnerControls">
   <documentManagement>
     <TaxCatchAll xmlns="67a0edcd-0de5-43ed-8c27-e32f38a00c91" xsi:nil="true"/>
@@ -16759,13 +15913,18 @@
 </p:properties>
 </file>
 
-<file path=customXml/item3.xml><?xml version="1.0" encoding="utf-8"?>
-<b:Sources xmlns:b="http://schemas.openxmlformats.org/officeDocument/2006/bibliography" xmlns="http://schemas.openxmlformats.org/officeDocument/2006/bibliography" SelectedStyle="\APASixthEditionOfficeOnline.xsl" StyleName="APA" Version="6"/>
+<file path=customXml/item2.xml><?xml version="1.0" encoding="utf-8"?>
+<?mso-contentType ?>
+<FormTemplates xmlns="http://schemas.microsoft.com/sharepoint/v3/contenttype/forms">
+  <Display>DocumentLibraryForm</Display>
+  <Edit>DocumentLibraryForm</Edit>
+  <New>DocumentLibraryForm</New>
+</FormTemplates>
 </file>
 
-<file path=customXml/item4.xml><?xml version="1.0" encoding="utf-8"?>
-<ct:contentTypeSchema xmlns:ct="http://schemas.microsoft.com/office/2006/metadata/contentType" xmlns:ma="http://schemas.microsoft.com/office/2006/metadata/properties/metaAttributes" ct:_="" ma:_="" ma:contentTypeName="Documento" ma:contentTypeID="0x01010005252A1EF3BD024F856B47B579AB5244" ma:contentTypeVersion="11" ma:contentTypeDescription="Crear nuevo documento." ma:contentTypeScope="" ma:versionID="92b81066167b779aaeee7a3d91bad2fd">
-  <xsd:schema xmlns:xsd="http://www.w3.org/2001/XMLSchema" xmlns:xs="http://www.w3.org/2001/XMLSchema" xmlns:p="http://schemas.microsoft.com/office/2006/metadata/properties" xmlns:ns2="42760c81-fd8e-4d59-8953-7cdb9f38b14f" xmlns:ns3="67a0edcd-0de5-43ed-8c27-e32f38a00c91" targetNamespace="http://schemas.microsoft.com/office/2006/metadata/properties" ma:root="true" ma:fieldsID="83cd6766d967e870b9368cac1ade74e6" ns2:_="" ns3:_="">
+<file path=customXml/item3.xml><?xml version="1.0" encoding="utf-8"?>
+<ct:contentTypeSchema xmlns:ct="http://schemas.microsoft.com/office/2006/metadata/contentType" xmlns:ma="http://schemas.microsoft.com/office/2006/metadata/properties/metaAttributes" ct:_="" ma:_="" ma:contentTypeName="Documento" ma:contentTypeID="0x01010005252A1EF3BD024F856B47B579AB5244" ma:contentTypeVersion="12" ma:contentTypeDescription="Crear nuevo documento." ma:contentTypeScope="" ma:versionID="32d0e18b85ac20c34eab62df21c0cf58">
+  <xsd:schema xmlns:xsd="http://www.w3.org/2001/XMLSchema" xmlns:xs="http://www.w3.org/2001/XMLSchema" xmlns:p="http://schemas.microsoft.com/office/2006/metadata/properties" xmlns:ns2="42760c81-fd8e-4d59-8953-7cdb9f38b14f" xmlns:ns3="67a0edcd-0de5-43ed-8c27-e32f38a00c91" targetNamespace="http://schemas.microsoft.com/office/2006/metadata/properties" ma:root="true" ma:fieldsID="cc2c149e99f10870fd5bc3964e5386d3" ns2:_="" ns3:_="">
     <xsd:import namespace="42760c81-fd8e-4d59-8953-7cdb9f38b14f"/>
     <xsd:import namespace="67a0edcd-0de5-43ed-8c27-e32f38a00c91"/>
     <xsd:element name="properties">
@@ -16784,6 +15943,7 @@
                 <xsd:element ref="ns2:lcf76f155ced4ddcb4097134ff3c332f" minOccurs="0"/>
                 <xsd:element ref="ns3:TaxCatchAll" minOccurs="0"/>
                 <xsd:element ref="ns2:MediaServiceOCR" minOccurs="0"/>
+                <xsd:element ref="ns2:MediaServiceLocation" minOccurs="0"/>
               </xsd:all>
             </xsd:complexType>
           </xsd:element>
@@ -16841,6 +16001,11 @@
         <xsd:restriction base="dms:Note">
           <xsd:maxLength value="255"/>
         </xsd:restriction>
+      </xsd:simpleType>
+    </xsd:element>
+    <xsd:element name="MediaServiceLocation" ma:index="19" nillable="true" ma:displayName="Location" ma:description="" ma:indexed="true" ma:internalName="MediaServiceLocation" ma:readOnly="true">
+      <xsd:simpleType>
+        <xsd:restriction base="dms:Text"/>
       </xsd:simpleType>
     </xsd:element>
   </xsd:schema>
@@ -16958,15 +16123,11 @@
 </ct:contentTypeSchema>
 </file>
 
-<file path=customXml/itemProps1.xml><?xml version="1.0" encoding="utf-8"?>
-<ds:datastoreItem xmlns:ds="http://schemas.openxmlformats.org/officeDocument/2006/customXml" ds:itemID="{81CBDEC1-3B00-44ED-AD36-0268077980BA}">
-  <ds:schemaRefs>
-    <ds:schemaRef ds:uri="http://schemas.microsoft.com/sharepoint/v3/contenttype/forms"/>
-  </ds:schemaRefs>
-</ds:datastoreItem>
+<file path=customXml/item4.xml><?xml version="1.0" encoding="utf-8"?>
+<b:Sources xmlns:b="http://schemas.openxmlformats.org/officeDocument/2006/bibliography" xmlns="http://schemas.openxmlformats.org/officeDocument/2006/bibliography" SelectedStyle="\APASixthEditionOfficeOnline.xsl" StyleName="APA" Version="6"/>
 </file>
 
-<file path=customXml/itemProps2.xml><?xml version="1.0" encoding="utf-8"?>
+<file path=customXml/itemProps1.xml><?xml version="1.0" encoding="utf-8"?>
 <ds:datastoreItem xmlns:ds="http://schemas.openxmlformats.org/officeDocument/2006/customXml" ds:itemID="{1145D752-ACC1-45E1-AB53-0C756F67FC7F}">
   <ds:schemaRefs>
     <ds:schemaRef ds:uri="http://schemas.microsoft.com/office/2006/metadata/properties"/>
@@ -16977,29 +16138,22 @@
 </ds:datastoreItem>
 </file>
 
+<file path=customXml/itemProps2.xml><?xml version="1.0" encoding="utf-8"?>
+<ds:datastoreItem xmlns:ds="http://schemas.openxmlformats.org/officeDocument/2006/customXml" ds:itemID="{81CBDEC1-3B00-44ED-AD36-0268077980BA}">
+  <ds:schemaRefs>
+    <ds:schemaRef ds:uri="http://schemas.microsoft.com/sharepoint/v3/contenttype/forms"/>
+  </ds:schemaRefs>
+</ds:datastoreItem>
+</file>
+
 <file path=customXml/itemProps3.xml><?xml version="1.0" encoding="utf-8"?>
+<ds:datastoreItem xmlns:ds="http://schemas.openxmlformats.org/officeDocument/2006/customXml" ds:itemID="{E1214918-3308-47A1-BDCA-7AE2E0811396}"/>
+</file>
+
+<file path=customXml/itemProps4.xml><?xml version="1.0" encoding="utf-8"?>
 <ds:datastoreItem xmlns:ds="http://schemas.openxmlformats.org/officeDocument/2006/customXml" ds:itemID="{E8AB44A3-7C62-4BD2-82ED-8ABC209970FA}">
   <ds:schemaRefs>
     <ds:schemaRef ds:uri="http://schemas.openxmlformats.org/officeDocument/2006/bibliography"/>
   </ds:schemaRefs>
 </ds:datastoreItem>
-</file>
-
-<file path=customXml/itemProps4.xml><?xml version="1.0" encoding="utf-8"?>
-<ds:datastoreItem xmlns:ds="http://schemas.openxmlformats.org/officeDocument/2006/customXml" ds:itemID="{B3DE5ABE-0EA4-4B7D-9A0D-8202BC762185}">
-  <ds:schemaRefs>
-    <ds:schemaRef ds:uri="http://schemas.microsoft.com/office/2006/metadata/contentType"/>
-    <ds:schemaRef ds:uri="http://schemas.microsoft.com/office/2006/metadata/properties/metaAttributes"/>
-    <ds:schemaRef ds:uri="http://www.w3.org/2001/XMLSchema"/>
-    <ds:schemaRef ds:uri="http://schemas.microsoft.com/office/2006/metadata/properties"/>
-    <ds:schemaRef ds:uri="42760c81-fd8e-4d59-8953-7cdb9f38b14f"/>
-    <ds:schemaRef ds:uri="67a0edcd-0de5-43ed-8c27-e32f38a00c91"/>
-    <ds:schemaRef ds:uri="http://schemas.microsoft.com/office/2006/documentManagement/types"/>
-    <ds:schemaRef ds:uri="http://schemas.microsoft.com/office/infopath/2007/PartnerControls"/>
-    <ds:schemaRef ds:uri="http://schemas.openxmlformats.org/package/2006/metadata/core-properties"/>
-    <ds:schemaRef ds:uri="http://purl.org/dc/elements/1.1/"/>
-    <ds:schemaRef ds:uri="http://purl.org/dc/terms/"/>
-    <ds:schemaRef ds:uri="http://schemas.microsoft.com/internal/obd"/>
-  </ds:schemaRefs>
-</ds:datastoreItem>
 </file>
--- a/fuentes/12310065_CF01_DU.docx
+++ b/fuentes/12310065_CF01_DU.docx
@@ -194,7 +194,7 @@
               </wp:anchor>
             </w:drawing>
           </mc:Choice>
-          <mc:Fallback xmlns:oel="http://schemas.microsoft.com/office/2019/extlst" xmlns:w16du="http://schemas.microsoft.com/office/word/2023/wordml/word16du" xmlns:w16sdtfl="http://schemas.microsoft.com/office/word/2024/wordml/sdtformatlock">
+          <mc:Fallback xmlns:w16sdtfl="http://schemas.microsoft.com/office/word/2024/wordml/sdtformatlock" xmlns:w16du="http://schemas.microsoft.com/office/word/2023/wordml/word16du" xmlns:oel="http://schemas.microsoft.com/office/2019/extlst">
             <w:pict>
               <v:rect w14:anchorId="19E4CADC" id="Rectángulo 3" o:spid="_x0000_s1026" alt="&quot;&quot;" style="position:absolute;margin-left:0;margin-top:34.95pt;width:616.85pt;height:192.75pt;z-index:-251655168;visibility:visible;mso-wrap-style:square;mso-width-percent:0;mso-height-percent:0;mso-wrap-distance-left:9pt;mso-wrap-distance-top:0;mso-wrap-distance-right:9pt;mso-wrap-distance-bottom:0;mso-position-horizontal:left;mso-position-horizontal-relative:page;mso-position-vertical:absolute;mso-position-vertical-relative:text;mso-width-percent:0;mso-height-percent:0;mso-width-relative:margin;mso-height-relative:margin;v-text-anchor:middle" o:gfxdata="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" fillcolor="#00314d" stroked="f" strokeweight="1pt">
                 <w10:wrap anchorx="page"/>
@@ -6390,17 +6390,18 @@
     </w:p>
     <w:p>
       <w:pPr>
-        <w:rPr>
-          <w:lang w:val="es-419" w:eastAsia="es-CO"/>
+        <w:spacing w:before="0" w:after="160" w:line="259" w:lineRule="auto"/>
+        <w:ind w:firstLine="0"/>
+        <w:rPr>
+          <w:rStyle w:val="Hipervnculo"/>
         </w:rPr>
       </w:pPr>
       <w:hyperlink r:id="rId16" w:history="1">
         <w:r>
           <w:rPr>
             <w:rStyle w:val="Hipervnculo"/>
-            <w:lang w:val="es-419" w:eastAsia="es-CO"/>
           </w:rPr>
-          <w:t>https://www.youtube.com/watch?v=SLFcO2P2R4g</w:t>
+          <w:t>https://www.youtube.com/watch?v=PvViocJwYRI</w:t>
         </w:r>
       </w:hyperlink>
     </w:p>
@@ -15914,12 +15915,7 @@
 </file>
 
 <file path=customXml/item2.xml><?xml version="1.0" encoding="utf-8"?>
-<?mso-contentType ?>
-<FormTemplates xmlns="http://schemas.microsoft.com/sharepoint/v3/contenttype/forms">
-  <Display>DocumentLibraryForm</Display>
-  <Edit>DocumentLibraryForm</Edit>
-  <New>DocumentLibraryForm</New>
-</FormTemplates>
+<b:Sources xmlns:b="http://schemas.openxmlformats.org/officeDocument/2006/bibliography" xmlns="http://schemas.openxmlformats.org/officeDocument/2006/bibliography" SelectedStyle="\APASixthEditionOfficeOnline.xsl" StyleName="APA" Version="6"/>
 </file>
 
 <file path=customXml/item3.xml><?xml version="1.0" encoding="utf-8"?>
@@ -16124,7 +16120,12 @@
 </file>
 
 <file path=customXml/item4.xml><?xml version="1.0" encoding="utf-8"?>
-<b:Sources xmlns:b="http://schemas.openxmlformats.org/officeDocument/2006/bibliography" xmlns="http://schemas.openxmlformats.org/officeDocument/2006/bibliography" SelectedStyle="\APASixthEditionOfficeOnline.xsl" StyleName="APA" Version="6"/>
+<?mso-contentType ?>
+<FormTemplates xmlns="http://schemas.microsoft.com/sharepoint/v3/contenttype/forms">
+  <Display>DocumentLibraryForm</Display>
+  <Edit>DocumentLibraryForm</Edit>
+  <New>DocumentLibraryForm</New>
+</FormTemplates>
 </file>
 
 <file path=customXml/itemProps1.xml><?xml version="1.0" encoding="utf-8"?>
@@ -16139,21 +16140,21 @@
 </file>
 
 <file path=customXml/itemProps2.xml><?xml version="1.0" encoding="utf-8"?>
+<ds:datastoreItem xmlns:ds="http://schemas.openxmlformats.org/officeDocument/2006/customXml" ds:itemID="{E8AB44A3-7C62-4BD2-82ED-8ABC209970FA}">
+  <ds:schemaRefs>
+    <ds:schemaRef ds:uri="http://schemas.openxmlformats.org/officeDocument/2006/bibliography"/>
+  </ds:schemaRefs>
+</ds:datastoreItem>
+</file>
+
+<file path=customXml/itemProps3.xml><?xml version="1.0" encoding="utf-8"?>
+<ds:datastoreItem xmlns:ds="http://schemas.openxmlformats.org/officeDocument/2006/customXml" ds:itemID="{0510AA1B-1949-4667-B622-9E78596B0DE8}"/>
+</file>
+
+<file path=customXml/itemProps4.xml><?xml version="1.0" encoding="utf-8"?>
 <ds:datastoreItem xmlns:ds="http://schemas.openxmlformats.org/officeDocument/2006/customXml" ds:itemID="{81CBDEC1-3B00-44ED-AD36-0268077980BA}">
   <ds:schemaRefs>
     <ds:schemaRef ds:uri="http://schemas.microsoft.com/sharepoint/v3/contenttype/forms"/>
   </ds:schemaRefs>
 </ds:datastoreItem>
-</file>
-
-<file path=customXml/itemProps3.xml><?xml version="1.0" encoding="utf-8"?>
-<ds:datastoreItem xmlns:ds="http://schemas.openxmlformats.org/officeDocument/2006/customXml" ds:itemID="{E1214918-3308-47A1-BDCA-7AE2E0811396}"/>
-</file>
-
-<file path=customXml/itemProps4.xml><?xml version="1.0" encoding="utf-8"?>
-<ds:datastoreItem xmlns:ds="http://schemas.openxmlformats.org/officeDocument/2006/customXml" ds:itemID="{E8AB44A3-7C62-4BD2-82ED-8ABC209970FA}">
-  <ds:schemaRefs>
-    <ds:schemaRef ds:uri="http://schemas.openxmlformats.org/officeDocument/2006/bibliography"/>
-  </ds:schemaRefs>
-</ds:datastoreItem>
 </file>